--- a/GROUP_REPORT/Diagram/ERD_Logical/ERD_Logical.docx
+++ b/GROUP_REPORT/Diagram/ERD_Logical/ERD_Logical.docx
@@ -6,6 +6,7 @@
       <w:pPr>
         <w:rPr>
           <w:rFonts w:ascii="Times New Roman" w:hAnsi="Times New Roman" w:cs="Times New Roman"/>
+          <w:b/>
           <w:sz w:val="26"/>
           <w:szCs w:val="26"/>
           <w:lang w:val="en-US"/>
@@ -14,36 +15,18 @@
       <w:r>
         <w:rPr>
           <w:rFonts w:ascii="Times New Roman" w:hAnsi="Times New Roman" w:cs="Times New Roman"/>
+          <w:b/>
           <w:sz w:val="26"/>
           <w:szCs w:val="26"/>
           <w:lang w:val="en-US"/>
         </w:rPr>
-        <w:t xml:space="preserve">1. </w:t>
+        <w:t xml:space="preserve">1. Sơ </w:t>
       </w:r>
       <w:proofErr w:type="spellStart"/>
       <w:r>
         <w:rPr>
           <w:rFonts w:ascii="Times New Roman" w:hAnsi="Times New Roman" w:cs="Times New Roman"/>
-          <w:sz w:val="26"/>
-          <w:szCs w:val="26"/>
-          <w:lang w:val="en-US"/>
-        </w:rPr>
-        <w:t>Sơ</w:t>
-      </w:r>
-      <w:proofErr w:type="spellEnd"/>
-      <w:r>
-        <w:rPr>
-          <w:rFonts w:ascii="Times New Roman" w:hAnsi="Times New Roman" w:cs="Times New Roman"/>
-          <w:sz w:val="26"/>
-          <w:szCs w:val="26"/>
-          <w:lang w:val="en-US"/>
-        </w:rPr>
-        <w:t xml:space="preserve"> </w:t>
-      </w:r>
-      <w:proofErr w:type="spellStart"/>
-      <w:r>
-        <w:rPr>
-          <w:rFonts w:ascii="Times New Roman" w:hAnsi="Times New Roman" w:cs="Times New Roman"/>
+          <w:b/>
           <w:sz w:val="26"/>
           <w:szCs w:val="26"/>
           <w:lang w:val="en-US"/>
@@ -54,6 +37,7 @@
       <w:r>
         <w:rPr>
           <w:rFonts w:ascii="Times New Roman" w:hAnsi="Times New Roman" w:cs="Times New Roman"/>
+          <w:b/>
           <w:sz w:val="26"/>
           <w:szCs w:val="26"/>
           <w:lang w:val="en-US"/>
@@ -64,6 +48,7 @@
       <w:r>
         <w:rPr>
           <w:rFonts w:ascii="Times New Roman" w:hAnsi="Times New Roman" w:cs="Times New Roman"/>
+          <w:b/>
           <w:sz w:val="26"/>
           <w:szCs w:val="26"/>
           <w:lang w:val="en-US"/>
@@ -74,11 +59,12 @@
       <w:r>
         <w:rPr>
           <w:rFonts w:ascii="Times New Roman" w:hAnsi="Times New Roman" w:cs="Times New Roman"/>
+          <w:b/>
           <w:sz w:val="26"/>
           <w:szCs w:val="26"/>
           <w:lang w:val="en-US"/>
         </w:rPr>
-        <w:t>):</w:t>
+        <w:t>)</w:t>
       </w:r>
     </w:p>
     <w:p>
@@ -93,9 +79,10 @@
       <w:r>
         <w:rPr>
           <w:rFonts w:ascii="Times New Roman" w:hAnsi="Times New Roman" w:cs="Times New Roman"/>
+          <w:noProof/>
           <w:sz w:val="26"/>
           <w:szCs w:val="26"/>
-          <w:lang w:val="en-US"/>
+          <w:lang w:eastAsia="en-GB"/>
         </w:rPr>
         <w:drawing>
           <wp:inline distT="0" distB="0" distL="0" distR="0" wp14:anchorId="7BDA3AE8" wp14:editId="1272A602">
@@ -158,8 +145,6 @@
         </w:rPr>
         <w:t>1.</w:t>
       </w:r>
-      <w:bookmarkStart w:id="0" w:name="_GoBack"/>
-      <w:bookmarkEnd w:id="0"/>
       <w:r>
         <w:rPr>
           <w:rFonts w:ascii="Times New Roman" w:hAnsi="Times New Roman" w:cs="Times New Roman"/>
@@ -187,31 +172,14 @@
           <w:sz w:val="26"/>
           <w:szCs w:val="26"/>
         </w:rPr>
-        <w:t xml:space="preserve"> ERD </w:t>
-      </w:r>
-      <w:r>
-        <w:rPr>
-          <w:rFonts w:ascii="Times New Roman" w:hAnsi="Times New Roman" w:cs="Times New Roman"/>
-          <w:color w:val="000000" w:themeColor="text1"/>
-          <w:sz w:val="26"/>
-          <w:szCs w:val="26"/>
-        </w:rPr>
-        <w:t>–</w:t>
-      </w:r>
-      <w:r>
-        <w:rPr>
-          <w:rFonts w:ascii="Times New Roman" w:hAnsi="Times New Roman" w:cs="Times New Roman"/>
-          <w:color w:val="000000" w:themeColor="text1"/>
-          <w:sz w:val="26"/>
-          <w:szCs w:val="26"/>
-        </w:rPr>
-        <w:t xml:space="preserve"> Logical</w:t>
+        <w:t xml:space="preserve"> ERD – Logical</w:t>
       </w:r>
     </w:p>
     <w:p>
       <w:pPr>
         <w:rPr>
           <w:rFonts w:ascii="Times New Roman" w:hAnsi="Times New Roman" w:cs="Times New Roman"/>
+          <w:b/>
           <w:color w:val="000000" w:themeColor="text1"/>
           <w:sz w:val="26"/>
           <w:szCs w:val="26"/>
@@ -220,26 +188,29 @@
       <w:r>
         <w:rPr>
           <w:rFonts w:ascii="Times New Roman" w:hAnsi="Times New Roman" w:cs="Times New Roman"/>
+          <w:b/>
           <w:color w:val="000000" w:themeColor="text1"/>
           <w:sz w:val="26"/>
           <w:szCs w:val="26"/>
         </w:rPr>
-        <w:t xml:space="preserve">2. </w:t>
+        <w:t xml:space="preserve">2. Bảng </w:t>
       </w:r>
       <w:proofErr w:type="spellStart"/>
       <w:r>
         <w:rPr>
           <w:rFonts w:ascii="Times New Roman" w:hAnsi="Times New Roman" w:cs="Times New Roman"/>
+          <w:b/>
           <w:color w:val="000000" w:themeColor="text1"/>
           <w:sz w:val="26"/>
           <w:szCs w:val="26"/>
         </w:rPr>
-        <w:t>Bảng</w:t>
+        <w:t>dữ</w:t>
       </w:r>
       <w:proofErr w:type="spellEnd"/>
       <w:r>
         <w:rPr>
           <w:rFonts w:ascii="Times New Roman" w:hAnsi="Times New Roman" w:cs="Times New Roman"/>
+          <w:b/>
           <w:color w:val="000000" w:themeColor="text1"/>
           <w:sz w:val="26"/>
           <w:szCs w:val="26"/>
@@ -250,96 +221,769 @@
       <w:r>
         <w:rPr>
           <w:rFonts w:ascii="Times New Roman" w:hAnsi="Times New Roman" w:cs="Times New Roman"/>
+          <w:b/>
           <w:color w:val="000000" w:themeColor="text1"/>
           <w:sz w:val="26"/>
           <w:szCs w:val="26"/>
         </w:rPr>
-        <w:t>dữ</w:t>
+        <w:t>liệ</w:t>
       </w:r>
-      <w:proofErr w:type="spellEnd"/>
       <w:r>
         <w:rPr>
           <w:rFonts w:ascii="Times New Roman" w:hAnsi="Times New Roman" w:cs="Times New Roman"/>
+          <w:b/>
           <w:color w:val="000000" w:themeColor="text1"/>
           <w:sz w:val="26"/>
           <w:szCs w:val="26"/>
         </w:rPr>
-        <w:t xml:space="preserve"> </w:t>
-      </w:r>
-      <w:proofErr w:type="spellStart"/>
-      <w:r>
-        <w:rPr>
-          <w:rFonts w:ascii="Times New Roman" w:hAnsi="Times New Roman" w:cs="Times New Roman"/>
-          <w:color w:val="000000" w:themeColor="text1"/>
-          <w:sz w:val="26"/>
-          <w:szCs w:val="26"/>
-        </w:rPr>
-        <w:t>liệu</w:t>
+        <w:t>u</w:t>
       </w:r>
       <w:proofErr w:type="spellEnd"/>
-      <w:r>
-        <w:rPr>
-          <w:rFonts w:ascii="Times New Roman" w:hAnsi="Times New Roman" w:cs="Times New Roman"/>
-          <w:color w:val="000000" w:themeColor="text1"/>
-          <w:sz w:val="26"/>
-          <w:szCs w:val="26"/>
-        </w:rPr>
-        <w:t>:</w:t>
-      </w:r>
     </w:p>
-    <w:p>
-      <w:pPr>
-        <w:rPr>
-          <w:rFonts w:ascii="Times New Roman" w:hAnsi="Times New Roman" w:cs="Times New Roman"/>
-          <w:sz w:val="26"/>
-          <w:szCs w:val="26"/>
-          <w:lang w:val="en-US"/>
-        </w:rPr>
-      </w:pPr>
-      <w:r>
-        <w:rPr>
-          <w:rFonts w:ascii="Times New Roman" w:hAnsi="Times New Roman" w:cs="Times New Roman"/>
-          <w:sz w:val="26"/>
-          <w:szCs w:val="26"/>
-          <w:lang w:val="en-US"/>
-        </w:rPr>
-        <w:drawing>
-          <wp:inline distT="0" distB="0" distL="0" distR="0" wp14:anchorId="1843565E" wp14:editId="0C41489B">
-            <wp:extent cx="5731510" cy="1149985"/>
-            <wp:effectExtent l="0" t="0" r="2540" b="0"/>
-            <wp:docPr id="2" name="Picture 2"/>
-            <wp:cNvGraphicFramePr>
-              <a:graphicFrameLocks xmlns:a="http://schemas.openxmlformats.org/drawingml/2006/main" noChangeAspect="1"/>
-            </wp:cNvGraphicFramePr>
-            <a:graphic xmlns:a="http://schemas.openxmlformats.org/drawingml/2006/main">
-              <a:graphicData uri="http://schemas.openxmlformats.org/drawingml/2006/picture">
-                <pic:pic xmlns:pic="http://schemas.openxmlformats.org/drawingml/2006/picture">
-                  <pic:nvPicPr>
-                    <pic:cNvPr id="1" name=""/>
-                    <pic:cNvPicPr/>
-                  </pic:nvPicPr>
-                  <pic:blipFill>
-                    <a:blip r:embed="rId6"/>
-                    <a:stretch>
-                      <a:fillRect/>
-                    </a:stretch>
-                  </pic:blipFill>
-                  <pic:spPr>
-                    <a:xfrm>
-                      <a:off x="0" y="0"/>
-                      <a:ext cx="5731510" cy="1149985"/>
-                    </a:xfrm>
-                    <a:prstGeom prst="rect">
-                      <a:avLst/>
-                    </a:prstGeom>
-                  </pic:spPr>
-                </pic:pic>
-              </a:graphicData>
-            </a:graphic>
-          </wp:inline>
-        </w:drawing>
-      </w:r>
-    </w:p>
+    <w:tbl>
+      <w:tblPr>
+        <w:tblStyle w:val="TableGrid"/>
+        <w:tblW w:w="0" w:type="auto"/>
+        <w:tblLook w:val="04A0" w:firstRow="1" w:lastRow="0" w:firstColumn="1" w:lastColumn="0" w:noHBand="0" w:noVBand="1"/>
+      </w:tblPr>
+      <w:tblGrid>
+        <w:gridCol w:w="1803"/>
+        <w:gridCol w:w="1803"/>
+        <w:gridCol w:w="1803"/>
+        <w:gridCol w:w="1390"/>
+        <w:gridCol w:w="2217"/>
+      </w:tblGrid>
+      <w:tr>
+        <w:tc>
+          <w:tcPr>
+            <w:tcW w:w="1803" w:type="dxa"/>
+          </w:tcPr>
+          <w:p>
+            <w:pPr>
+              <w:rPr>
+                <w:rFonts w:ascii="Times New Roman" w:hAnsi="Times New Roman" w:cs="Times New Roman"/>
+                <w:b/>
+                <w:sz w:val="26"/>
+                <w:szCs w:val="26"/>
+                <w:lang w:val="en-US"/>
+              </w:rPr>
+            </w:pPr>
+            <w:proofErr w:type="spellStart"/>
+            <w:r>
+              <w:rPr>
+                <w:rFonts w:ascii="Times New Roman" w:hAnsi="Times New Roman" w:cs="Times New Roman"/>
+                <w:b/>
+                <w:sz w:val="26"/>
+                <w:szCs w:val="26"/>
+                <w:lang w:val="en-US"/>
+              </w:rPr>
+              <w:t>Tên</w:t>
+            </w:r>
+            <w:proofErr w:type="spellEnd"/>
+            <w:r>
+              <w:rPr>
+                <w:rFonts w:ascii="Times New Roman" w:hAnsi="Times New Roman" w:cs="Times New Roman"/>
+                <w:b/>
+                <w:sz w:val="26"/>
+                <w:szCs w:val="26"/>
+                <w:lang w:val="en-US"/>
+              </w:rPr>
+              <w:t xml:space="preserve"> </w:t>
+            </w:r>
+            <w:proofErr w:type="spellStart"/>
+            <w:r>
+              <w:rPr>
+                <w:rFonts w:ascii="Times New Roman" w:hAnsi="Times New Roman" w:cs="Times New Roman"/>
+                <w:b/>
+                <w:sz w:val="26"/>
+                <w:szCs w:val="26"/>
+                <w:lang w:val="en-US"/>
+              </w:rPr>
+              <w:t>trường</w:t>
+            </w:r>
+            <w:proofErr w:type="spellEnd"/>
+          </w:p>
+        </w:tc>
+        <w:tc>
+          <w:tcPr>
+            <w:tcW w:w="1803" w:type="dxa"/>
+          </w:tcPr>
+          <w:p>
+            <w:pPr>
+              <w:rPr>
+                <w:rFonts w:ascii="Times New Roman" w:hAnsi="Times New Roman" w:cs="Times New Roman"/>
+                <w:b/>
+                <w:sz w:val="26"/>
+                <w:szCs w:val="26"/>
+                <w:lang w:val="en-US"/>
+              </w:rPr>
+            </w:pPr>
+            <w:proofErr w:type="spellStart"/>
+            <w:r>
+              <w:rPr>
+                <w:rFonts w:ascii="Times New Roman" w:hAnsi="Times New Roman" w:cs="Times New Roman"/>
+                <w:b/>
+                <w:sz w:val="26"/>
+                <w:szCs w:val="26"/>
+                <w:lang w:val="en-US"/>
+              </w:rPr>
+              <w:t>Kiểu</w:t>
+            </w:r>
+            <w:proofErr w:type="spellEnd"/>
+            <w:r>
+              <w:rPr>
+                <w:rFonts w:ascii="Times New Roman" w:hAnsi="Times New Roman" w:cs="Times New Roman"/>
+                <w:b/>
+                <w:sz w:val="26"/>
+                <w:szCs w:val="26"/>
+                <w:lang w:val="en-US"/>
+              </w:rPr>
+              <w:t xml:space="preserve"> </w:t>
+            </w:r>
+            <w:proofErr w:type="spellStart"/>
+            <w:r>
+              <w:rPr>
+                <w:rFonts w:ascii="Times New Roman" w:hAnsi="Times New Roman" w:cs="Times New Roman"/>
+                <w:b/>
+                <w:sz w:val="26"/>
+                <w:szCs w:val="26"/>
+                <w:lang w:val="en-US"/>
+              </w:rPr>
+              <w:t>dữ</w:t>
+            </w:r>
+            <w:proofErr w:type="spellEnd"/>
+            <w:r>
+              <w:rPr>
+                <w:rFonts w:ascii="Times New Roman" w:hAnsi="Times New Roman" w:cs="Times New Roman"/>
+                <w:b/>
+                <w:sz w:val="26"/>
+                <w:szCs w:val="26"/>
+                <w:lang w:val="en-US"/>
+              </w:rPr>
+              <w:t xml:space="preserve"> </w:t>
+            </w:r>
+            <w:proofErr w:type="spellStart"/>
+            <w:r>
+              <w:rPr>
+                <w:rFonts w:ascii="Times New Roman" w:hAnsi="Times New Roman" w:cs="Times New Roman"/>
+                <w:b/>
+                <w:sz w:val="26"/>
+                <w:szCs w:val="26"/>
+                <w:lang w:val="en-US"/>
+              </w:rPr>
+              <w:t>liệu</w:t>
+            </w:r>
+            <w:proofErr w:type="spellEnd"/>
+          </w:p>
+        </w:tc>
+        <w:tc>
+          <w:tcPr>
+            <w:tcW w:w="1803" w:type="dxa"/>
+          </w:tcPr>
+          <w:p>
+            <w:pPr>
+              <w:rPr>
+                <w:rFonts w:ascii="Times New Roman" w:hAnsi="Times New Roman" w:cs="Times New Roman"/>
+                <w:b/>
+                <w:sz w:val="26"/>
+                <w:szCs w:val="26"/>
+                <w:lang w:val="en-US"/>
+              </w:rPr>
+            </w:pPr>
+            <w:proofErr w:type="spellStart"/>
+            <w:r>
+              <w:rPr>
+                <w:rFonts w:ascii="Times New Roman" w:hAnsi="Times New Roman" w:cs="Times New Roman"/>
+                <w:b/>
+                <w:sz w:val="26"/>
+                <w:szCs w:val="26"/>
+                <w:lang w:val="en-US"/>
+              </w:rPr>
+              <w:t>Độ</w:t>
+            </w:r>
+            <w:proofErr w:type="spellEnd"/>
+            <w:r>
+              <w:rPr>
+                <w:rFonts w:ascii="Times New Roman" w:hAnsi="Times New Roman" w:cs="Times New Roman"/>
+                <w:b/>
+                <w:sz w:val="26"/>
+                <w:szCs w:val="26"/>
+                <w:lang w:val="en-US"/>
+              </w:rPr>
+              <w:t xml:space="preserve"> </w:t>
+            </w:r>
+            <w:proofErr w:type="spellStart"/>
+            <w:r>
+              <w:rPr>
+                <w:rFonts w:ascii="Times New Roman" w:hAnsi="Times New Roman" w:cs="Times New Roman"/>
+                <w:b/>
+                <w:sz w:val="26"/>
+                <w:szCs w:val="26"/>
+                <w:lang w:val="en-US"/>
+              </w:rPr>
+              <w:t>rộng</w:t>
+            </w:r>
+            <w:proofErr w:type="spellEnd"/>
+          </w:p>
+        </w:tc>
+        <w:tc>
+          <w:tcPr>
+            <w:tcW w:w="1390" w:type="dxa"/>
+          </w:tcPr>
+          <w:p>
+            <w:pPr>
+              <w:rPr>
+                <w:rFonts w:ascii="Times New Roman" w:hAnsi="Times New Roman" w:cs="Times New Roman"/>
+                <w:b/>
+                <w:sz w:val="26"/>
+                <w:szCs w:val="26"/>
+                <w:lang w:val="en-US"/>
+              </w:rPr>
+            </w:pPr>
+            <w:proofErr w:type="spellStart"/>
+            <w:r>
+              <w:rPr>
+                <w:rFonts w:ascii="Times New Roman" w:hAnsi="Times New Roman" w:cs="Times New Roman"/>
+                <w:b/>
+                <w:sz w:val="26"/>
+                <w:szCs w:val="26"/>
+                <w:lang w:val="en-US"/>
+              </w:rPr>
+              <w:t>Khóa</w:t>
+            </w:r>
+            <w:proofErr w:type="spellEnd"/>
+          </w:p>
+        </w:tc>
+        <w:tc>
+          <w:tcPr>
+            <w:tcW w:w="2217" w:type="dxa"/>
+          </w:tcPr>
+          <w:p>
+            <w:pPr>
+              <w:rPr>
+                <w:rFonts w:ascii="Times New Roman" w:hAnsi="Times New Roman" w:cs="Times New Roman"/>
+                <w:b/>
+                <w:sz w:val="26"/>
+                <w:szCs w:val="26"/>
+                <w:lang w:val="en-US"/>
+              </w:rPr>
+            </w:pPr>
+            <w:proofErr w:type="spellStart"/>
+            <w:r>
+              <w:rPr>
+                <w:rFonts w:ascii="Times New Roman" w:hAnsi="Times New Roman" w:cs="Times New Roman"/>
+                <w:b/>
+                <w:sz w:val="26"/>
+                <w:szCs w:val="26"/>
+                <w:lang w:val="en-US"/>
+              </w:rPr>
+              <w:t>Ghi</w:t>
+            </w:r>
+            <w:proofErr w:type="spellEnd"/>
+            <w:r>
+              <w:rPr>
+                <w:rFonts w:ascii="Times New Roman" w:hAnsi="Times New Roman" w:cs="Times New Roman"/>
+                <w:b/>
+                <w:sz w:val="26"/>
+                <w:szCs w:val="26"/>
+                <w:lang w:val="en-US"/>
+              </w:rPr>
+              <w:t xml:space="preserve"> </w:t>
+            </w:r>
+            <w:proofErr w:type="spellStart"/>
+            <w:r>
+              <w:rPr>
+                <w:rFonts w:ascii="Times New Roman" w:hAnsi="Times New Roman" w:cs="Times New Roman"/>
+                <w:b/>
+                <w:sz w:val="26"/>
+                <w:szCs w:val="26"/>
+                <w:lang w:val="en-US"/>
+              </w:rPr>
+              <w:t>chú</w:t>
+            </w:r>
+            <w:proofErr w:type="spellEnd"/>
+          </w:p>
+        </w:tc>
+      </w:tr>
+      <w:tr>
+        <w:tc>
+          <w:tcPr>
+            <w:tcW w:w="1803" w:type="dxa"/>
+          </w:tcPr>
+          <w:p>
+            <w:pPr>
+              <w:rPr>
+                <w:rFonts w:ascii="Times New Roman" w:hAnsi="Times New Roman" w:cs="Times New Roman"/>
+                <w:sz w:val="26"/>
+                <w:szCs w:val="26"/>
+                <w:lang w:val="en-US"/>
+              </w:rPr>
+            </w:pPr>
+            <w:proofErr w:type="spellStart"/>
+            <w:r>
+              <w:rPr>
+                <w:rFonts w:ascii="Times New Roman" w:hAnsi="Times New Roman" w:cs="Times New Roman"/>
+                <w:sz w:val="26"/>
+                <w:szCs w:val="26"/>
+                <w:lang w:val="en-US"/>
+              </w:rPr>
+              <w:t>MaDBH</w:t>
+            </w:r>
+            <w:proofErr w:type="spellEnd"/>
+          </w:p>
+        </w:tc>
+        <w:tc>
+          <w:tcPr>
+            <w:tcW w:w="1803" w:type="dxa"/>
+          </w:tcPr>
+          <w:p>
+            <w:pPr>
+              <w:rPr>
+                <w:rFonts w:ascii="Times New Roman" w:hAnsi="Times New Roman" w:cs="Times New Roman"/>
+                <w:sz w:val="26"/>
+                <w:szCs w:val="26"/>
+                <w:lang w:val="en-US"/>
+              </w:rPr>
+            </w:pPr>
+            <w:r>
+              <w:rPr>
+                <w:rFonts w:ascii="Times New Roman" w:hAnsi="Times New Roman" w:cs="Times New Roman"/>
+                <w:sz w:val="26"/>
+                <w:szCs w:val="26"/>
+                <w:lang w:val="en-US"/>
+              </w:rPr>
+              <w:t>Characters</w:t>
+            </w:r>
+          </w:p>
+        </w:tc>
+        <w:tc>
+          <w:tcPr>
+            <w:tcW w:w="1803" w:type="dxa"/>
+          </w:tcPr>
+          <w:p>
+            <w:pPr>
+              <w:rPr>
+                <w:rFonts w:ascii="Times New Roman" w:hAnsi="Times New Roman" w:cs="Times New Roman"/>
+                <w:sz w:val="26"/>
+                <w:szCs w:val="26"/>
+                <w:lang w:val="en-US"/>
+              </w:rPr>
+            </w:pPr>
+            <w:r>
+              <w:rPr>
+                <w:rFonts w:ascii="Times New Roman" w:hAnsi="Times New Roman" w:cs="Times New Roman"/>
+                <w:sz w:val="26"/>
+                <w:szCs w:val="26"/>
+                <w:lang w:val="en-US"/>
+              </w:rPr>
+              <w:t>15</w:t>
+            </w:r>
+          </w:p>
+        </w:tc>
+        <w:tc>
+          <w:tcPr>
+            <w:tcW w:w="1390" w:type="dxa"/>
+          </w:tcPr>
+          <w:p>
+            <w:pPr>
+              <w:rPr>
+                <w:rFonts w:ascii="Times New Roman" w:hAnsi="Times New Roman" w:cs="Times New Roman"/>
+                <w:sz w:val="26"/>
+                <w:szCs w:val="26"/>
+                <w:lang w:val="en-US"/>
+              </w:rPr>
+            </w:pPr>
+            <w:r>
+              <w:rPr>
+                <w:rFonts w:ascii="Times New Roman" w:hAnsi="Times New Roman" w:cs="Times New Roman"/>
+                <w:sz w:val="26"/>
+                <w:szCs w:val="26"/>
+                <w:lang w:val="en-US"/>
+              </w:rPr>
+              <w:t>PK</w:t>
+            </w:r>
+          </w:p>
+        </w:tc>
+        <w:tc>
+          <w:tcPr>
+            <w:tcW w:w="2217" w:type="dxa"/>
+          </w:tcPr>
+          <w:p>
+            <w:pPr>
+              <w:rPr>
+                <w:rFonts w:ascii="Times New Roman" w:hAnsi="Times New Roman" w:cs="Times New Roman"/>
+                <w:sz w:val="26"/>
+                <w:szCs w:val="26"/>
+                <w:lang w:val="en-US"/>
+              </w:rPr>
+            </w:pPr>
+            <w:proofErr w:type="spellStart"/>
+            <w:r>
+              <w:rPr>
+                <w:rFonts w:ascii="Times New Roman" w:hAnsi="Times New Roman" w:cs="Times New Roman"/>
+                <w:sz w:val="26"/>
+                <w:szCs w:val="26"/>
+                <w:lang w:val="en-US"/>
+              </w:rPr>
+              <w:t>Mã</w:t>
+            </w:r>
+            <w:proofErr w:type="spellEnd"/>
+            <w:r>
+              <w:rPr>
+                <w:rFonts w:ascii="Times New Roman" w:hAnsi="Times New Roman" w:cs="Times New Roman"/>
+                <w:sz w:val="26"/>
+                <w:szCs w:val="26"/>
+                <w:lang w:val="en-US"/>
+              </w:rPr>
+              <w:t xml:space="preserve"> </w:t>
+            </w:r>
+            <w:proofErr w:type="spellStart"/>
+            <w:r>
+              <w:rPr>
+                <w:rFonts w:ascii="Times New Roman" w:hAnsi="Times New Roman" w:cs="Times New Roman"/>
+                <w:sz w:val="26"/>
+                <w:szCs w:val="26"/>
+                <w:lang w:val="en-US"/>
+              </w:rPr>
+              <w:t>đơn</w:t>
+            </w:r>
+            <w:proofErr w:type="spellEnd"/>
+            <w:r>
+              <w:rPr>
+                <w:rFonts w:ascii="Times New Roman" w:hAnsi="Times New Roman" w:cs="Times New Roman"/>
+                <w:sz w:val="26"/>
+                <w:szCs w:val="26"/>
+                <w:lang w:val="en-US"/>
+              </w:rPr>
+              <w:t xml:space="preserve"> </w:t>
+            </w:r>
+            <w:proofErr w:type="spellStart"/>
+            <w:r>
+              <w:rPr>
+                <w:rFonts w:ascii="Times New Roman" w:hAnsi="Times New Roman" w:cs="Times New Roman"/>
+                <w:sz w:val="26"/>
+                <w:szCs w:val="26"/>
+                <w:lang w:val="en-US"/>
+              </w:rPr>
+              <w:t>bán</w:t>
+            </w:r>
+            <w:proofErr w:type="spellEnd"/>
+            <w:r>
+              <w:rPr>
+                <w:rFonts w:ascii="Times New Roman" w:hAnsi="Times New Roman" w:cs="Times New Roman"/>
+                <w:sz w:val="26"/>
+                <w:szCs w:val="26"/>
+                <w:lang w:val="en-US"/>
+              </w:rPr>
+              <w:t xml:space="preserve"> hang</w:t>
+            </w:r>
+          </w:p>
+        </w:tc>
+      </w:tr>
+      <w:tr>
+        <w:tc>
+          <w:tcPr>
+            <w:tcW w:w="1803" w:type="dxa"/>
+          </w:tcPr>
+          <w:p>
+            <w:pPr>
+              <w:rPr>
+                <w:rFonts w:ascii="Times New Roman" w:hAnsi="Times New Roman" w:cs="Times New Roman"/>
+                <w:sz w:val="26"/>
+                <w:szCs w:val="26"/>
+                <w:lang w:val="en-US"/>
+              </w:rPr>
+            </w:pPr>
+            <w:proofErr w:type="spellStart"/>
+            <w:r>
+              <w:rPr>
+                <w:rFonts w:ascii="Times New Roman" w:hAnsi="Times New Roman" w:cs="Times New Roman"/>
+                <w:sz w:val="26"/>
+                <w:szCs w:val="26"/>
+                <w:lang w:val="en-US"/>
+              </w:rPr>
+              <w:t>NgayBH</w:t>
+            </w:r>
+            <w:proofErr w:type="spellEnd"/>
+          </w:p>
+        </w:tc>
+        <w:tc>
+          <w:tcPr>
+            <w:tcW w:w="1803" w:type="dxa"/>
+          </w:tcPr>
+          <w:p>
+            <w:pPr>
+              <w:rPr>
+                <w:rFonts w:ascii="Times New Roman" w:hAnsi="Times New Roman" w:cs="Times New Roman"/>
+                <w:sz w:val="26"/>
+                <w:szCs w:val="26"/>
+                <w:lang w:val="en-US"/>
+              </w:rPr>
+            </w:pPr>
+            <w:r>
+              <w:rPr>
+                <w:rFonts w:ascii="Times New Roman" w:hAnsi="Times New Roman" w:cs="Times New Roman"/>
+                <w:sz w:val="26"/>
+                <w:szCs w:val="26"/>
+                <w:lang w:val="en-US"/>
+              </w:rPr>
+              <w:t>Date</w:t>
+            </w:r>
+          </w:p>
+        </w:tc>
+        <w:tc>
+          <w:tcPr>
+            <w:tcW w:w="1803" w:type="dxa"/>
+          </w:tcPr>
+          <w:p>
+            <w:pPr>
+              <w:rPr>
+                <w:rFonts w:ascii="Times New Roman" w:hAnsi="Times New Roman" w:cs="Times New Roman"/>
+                <w:sz w:val="26"/>
+                <w:szCs w:val="26"/>
+                <w:lang w:val="en-US"/>
+              </w:rPr>
+            </w:pPr>
+          </w:p>
+        </w:tc>
+        <w:tc>
+          <w:tcPr>
+            <w:tcW w:w="1390" w:type="dxa"/>
+          </w:tcPr>
+          <w:p>
+            <w:pPr>
+              <w:rPr>
+                <w:rFonts w:ascii="Times New Roman" w:hAnsi="Times New Roman" w:cs="Times New Roman"/>
+                <w:sz w:val="26"/>
+                <w:szCs w:val="26"/>
+                <w:lang w:val="en-US"/>
+              </w:rPr>
+            </w:pPr>
+          </w:p>
+        </w:tc>
+        <w:tc>
+          <w:tcPr>
+            <w:tcW w:w="2217" w:type="dxa"/>
+          </w:tcPr>
+          <w:p>
+            <w:pPr>
+              <w:rPr>
+                <w:rFonts w:ascii="Times New Roman" w:hAnsi="Times New Roman" w:cs="Times New Roman"/>
+                <w:sz w:val="26"/>
+                <w:szCs w:val="26"/>
+                <w:lang w:val="en-US"/>
+              </w:rPr>
+            </w:pPr>
+            <w:proofErr w:type="spellStart"/>
+            <w:r>
+              <w:rPr>
+                <w:rFonts w:ascii="Times New Roman" w:hAnsi="Times New Roman" w:cs="Times New Roman"/>
+                <w:sz w:val="26"/>
+                <w:szCs w:val="26"/>
+                <w:lang w:val="en-US"/>
+              </w:rPr>
+              <w:t>Ngày</w:t>
+            </w:r>
+            <w:proofErr w:type="spellEnd"/>
+            <w:r>
+              <w:rPr>
+                <w:rFonts w:ascii="Times New Roman" w:hAnsi="Times New Roman" w:cs="Times New Roman"/>
+                <w:sz w:val="26"/>
+                <w:szCs w:val="26"/>
+                <w:lang w:val="en-US"/>
+              </w:rPr>
+              <w:t xml:space="preserve"> </w:t>
+            </w:r>
+            <w:proofErr w:type="spellStart"/>
+            <w:r>
+              <w:rPr>
+                <w:rFonts w:ascii="Times New Roman" w:hAnsi="Times New Roman" w:cs="Times New Roman"/>
+                <w:sz w:val="26"/>
+                <w:szCs w:val="26"/>
+                <w:lang w:val="en-US"/>
+              </w:rPr>
+              <w:t>bán</w:t>
+            </w:r>
+            <w:proofErr w:type="spellEnd"/>
+            <w:r>
+              <w:rPr>
+                <w:rFonts w:ascii="Times New Roman" w:hAnsi="Times New Roman" w:cs="Times New Roman"/>
+                <w:sz w:val="26"/>
+                <w:szCs w:val="26"/>
+                <w:lang w:val="en-US"/>
+              </w:rPr>
+              <w:t xml:space="preserve"> hang</w:t>
+            </w:r>
+          </w:p>
+        </w:tc>
+      </w:tr>
+      <w:tr>
+        <w:tc>
+          <w:tcPr>
+            <w:tcW w:w="1803" w:type="dxa"/>
+          </w:tcPr>
+          <w:p>
+            <w:pPr>
+              <w:rPr>
+                <w:rFonts w:ascii="Times New Roman" w:hAnsi="Times New Roman" w:cs="Times New Roman"/>
+                <w:sz w:val="26"/>
+                <w:szCs w:val="26"/>
+                <w:lang w:val="en-US"/>
+              </w:rPr>
+            </w:pPr>
+            <w:proofErr w:type="spellStart"/>
+            <w:r>
+              <w:rPr>
+                <w:rFonts w:ascii="Times New Roman" w:hAnsi="Times New Roman" w:cs="Times New Roman"/>
+                <w:sz w:val="26"/>
+                <w:szCs w:val="26"/>
+                <w:lang w:val="en-US"/>
+              </w:rPr>
+              <w:t>MaKH</w:t>
+            </w:r>
+            <w:proofErr w:type="spellEnd"/>
+          </w:p>
+        </w:tc>
+        <w:tc>
+          <w:tcPr>
+            <w:tcW w:w="1803" w:type="dxa"/>
+          </w:tcPr>
+          <w:p>
+            <w:pPr>
+              <w:rPr>
+                <w:rFonts w:ascii="Times New Roman" w:hAnsi="Times New Roman" w:cs="Times New Roman"/>
+                <w:sz w:val="26"/>
+                <w:szCs w:val="26"/>
+                <w:lang w:val="en-US"/>
+              </w:rPr>
+            </w:pPr>
+            <w:r>
+              <w:rPr>
+                <w:rFonts w:ascii="Times New Roman" w:hAnsi="Times New Roman" w:cs="Times New Roman"/>
+                <w:sz w:val="26"/>
+                <w:szCs w:val="26"/>
+                <w:lang w:val="en-US"/>
+              </w:rPr>
+              <w:t>Characters</w:t>
+            </w:r>
+          </w:p>
+        </w:tc>
+        <w:tc>
+          <w:tcPr>
+            <w:tcW w:w="1803" w:type="dxa"/>
+          </w:tcPr>
+          <w:p>
+            <w:pPr>
+              <w:rPr>
+                <w:rFonts w:ascii="Times New Roman" w:hAnsi="Times New Roman" w:cs="Times New Roman"/>
+                <w:sz w:val="26"/>
+                <w:szCs w:val="26"/>
+                <w:lang w:val="en-US"/>
+              </w:rPr>
+            </w:pPr>
+            <w:r>
+              <w:rPr>
+                <w:rFonts w:ascii="Times New Roman" w:hAnsi="Times New Roman" w:cs="Times New Roman"/>
+                <w:sz w:val="26"/>
+                <w:szCs w:val="26"/>
+                <w:lang w:val="en-US"/>
+              </w:rPr>
+              <w:t>15</w:t>
+            </w:r>
+          </w:p>
+        </w:tc>
+        <w:tc>
+          <w:tcPr>
+            <w:tcW w:w="1390" w:type="dxa"/>
+          </w:tcPr>
+          <w:p>
+            <w:pPr>
+              <w:rPr>
+                <w:rFonts w:ascii="Times New Roman" w:hAnsi="Times New Roman" w:cs="Times New Roman"/>
+                <w:sz w:val="26"/>
+                <w:szCs w:val="26"/>
+                <w:lang w:val="en-US"/>
+              </w:rPr>
+            </w:pPr>
+            <w:r>
+              <w:rPr>
+                <w:rFonts w:ascii="Times New Roman" w:hAnsi="Times New Roman" w:cs="Times New Roman"/>
+                <w:sz w:val="26"/>
+                <w:szCs w:val="26"/>
+                <w:lang w:val="en-US"/>
+              </w:rPr>
+              <w:t>FK</w:t>
+            </w:r>
+          </w:p>
+        </w:tc>
+        <w:tc>
+          <w:tcPr>
+            <w:tcW w:w="2217" w:type="dxa"/>
+          </w:tcPr>
+          <w:p>
+            <w:pPr>
+              <w:rPr>
+                <w:rFonts w:ascii="Times New Roman" w:hAnsi="Times New Roman" w:cs="Times New Roman"/>
+                <w:sz w:val="26"/>
+                <w:szCs w:val="26"/>
+                <w:lang w:val="en-US"/>
+              </w:rPr>
+            </w:pPr>
+            <w:proofErr w:type="spellStart"/>
+            <w:r>
+              <w:rPr>
+                <w:rFonts w:ascii="Times New Roman" w:hAnsi="Times New Roman" w:cs="Times New Roman"/>
+                <w:sz w:val="26"/>
+                <w:szCs w:val="26"/>
+                <w:lang w:val="en-US"/>
+              </w:rPr>
+              <w:t>Mã</w:t>
+            </w:r>
+            <w:proofErr w:type="spellEnd"/>
+            <w:r>
+              <w:rPr>
+                <w:rFonts w:ascii="Times New Roman" w:hAnsi="Times New Roman" w:cs="Times New Roman"/>
+                <w:sz w:val="26"/>
+                <w:szCs w:val="26"/>
+                <w:lang w:val="en-US"/>
+              </w:rPr>
+              <w:t xml:space="preserve"> </w:t>
+            </w:r>
+            <w:proofErr w:type="spellStart"/>
+            <w:r>
+              <w:rPr>
+                <w:rFonts w:ascii="Times New Roman" w:hAnsi="Times New Roman" w:cs="Times New Roman"/>
+                <w:sz w:val="26"/>
+                <w:szCs w:val="26"/>
+                <w:lang w:val="en-US"/>
+              </w:rPr>
+              <w:t>khách</w:t>
+            </w:r>
+            <w:proofErr w:type="spellEnd"/>
+            <w:r>
+              <w:rPr>
+                <w:rFonts w:ascii="Times New Roman" w:hAnsi="Times New Roman" w:cs="Times New Roman"/>
+                <w:sz w:val="26"/>
+                <w:szCs w:val="26"/>
+                <w:lang w:val="en-US"/>
+              </w:rPr>
+              <w:t xml:space="preserve"> </w:t>
+            </w:r>
+            <w:proofErr w:type="spellStart"/>
+            <w:r>
+              <w:rPr>
+                <w:rFonts w:ascii="Times New Roman" w:hAnsi="Times New Roman" w:cs="Times New Roman"/>
+                <w:sz w:val="26"/>
+                <w:szCs w:val="26"/>
+                <w:lang w:val="en-US"/>
+              </w:rPr>
+              <w:t>hàng</w:t>
+            </w:r>
+            <w:proofErr w:type="spellEnd"/>
+          </w:p>
+        </w:tc>
+      </w:tr>
+    </w:tbl>
     <w:p>
       <w:pPr>
         <w:jc w:val="center"/>
@@ -381,69 +1025,759 @@
         </w:rPr>
       </w:pPr>
     </w:p>
-    <w:p>
-      <w:pPr>
-        <w:rPr>
-          <w:rFonts w:ascii="Times New Roman" w:hAnsi="Times New Roman" w:cs="Times New Roman"/>
-          <w:sz w:val="26"/>
-          <w:szCs w:val="26"/>
-          <w:lang w:val="en-US"/>
-        </w:rPr>
-      </w:pPr>
-      <w:r>
-        <w:rPr>
-          <w:rFonts w:ascii="Times New Roman" w:hAnsi="Times New Roman" w:cs="Times New Roman"/>
-          <w:sz w:val="26"/>
-          <w:szCs w:val="26"/>
-          <w:lang w:val="en-US"/>
-        </w:rPr>
-        <w:drawing>
-          <wp:inline distT="0" distB="0" distL="0" distR="0" wp14:anchorId="7469FC46" wp14:editId="15235719">
-            <wp:extent cx="5731510" cy="1038225"/>
-            <wp:effectExtent l="0" t="0" r="2540" b="9525"/>
-            <wp:docPr id="3" name="Picture 3"/>
-            <wp:cNvGraphicFramePr>
-              <a:graphicFrameLocks xmlns:a="http://schemas.openxmlformats.org/drawingml/2006/main" noChangeAspect="1"/>
-            </wp:cNvGraphicFramePr>
-            <a:graphic xmlns:a="http://schemas.openxmlformats.org/drawingml/2006/main">
-              <a:graphicData uri="http://schemas.openxmlformats.org/drawingml/2006/picture">
-                <pic:pic xmlns:pic="http://schemas.openxmlformats.org/drawingml/2006/picture">
-                  <pic:nvPicPr>
-                    <pic:cNvPr id="1" name=""/>
-                    <pic:cNvPicPr/>
-                  </pic:nvPicPr>
-                  <pic:blipFill>
-                    <a:blip r:embed="rId7"/>
-                    <a:stretch>
-                      <a:fillRect/>
-                    </a:stretch>
-                  </pic:blipFill>
-                  <pic:spPr>
-                    <a:xfrm>
-                      <a:off x="0" y="0"/>
-                      <a:ext cx="5731510" cy="1038225"/>
-                    </a:xfrm>
-                    <a:prstGeom prst="rect">
-                      <a:avLst/>
-                    </a:prstGeom>
-                  </pic:spPr>
-                </pic:pic>
-              </a:graphicData>
-            </a:graphic>
-          </wp:inline>
-        </w:drawing>
-      </w:r>
-    </w:p>
-    <w:p>
-      <w:pPr>
-        <w:rPr>
-          <w:rFonts w:ascii="Times New Roman" w:hAnsi="Times New Roman" w:cs="Times New Roman"/>
-          <w:sz w:val="26"/>
-          <w:szCs w:val="26"/>
-          <w:lang w:val="en-US"/>
-        </w:rPr>
-      </w:pPr>
-    </w:p>
+    <w:tbl>
+      <w:tblPr>
+        <w:tblStyle w:val="TableGrid"/>
+        <w:tblW w:w="0" w:type="auto"/>
+        <w:tblLook w:val="04A0" w:firstRow="1" w:lastRow="0" w:firstColumn="1" w:lastColumn="0" w:noHBand="0" w:noVBand="1"/>
+      </w:tblPr>
+      <w:tblGrid>
+        <w:gridCol w:w="1803"/>
+        <w:gridCol w:w="1803"/>
+        <w:gridCol w:w="1803"/>
+        <w:gridCol w:w="1390"/>
+        <w:gridCol w:w="2217"/>
+      </w:tblGrid>
+      <w:tr>
+        <w:tc>
+          <w:tcPr>
+            <w:tcW w:w="1803" w:type="dxa"/>
+          </w:tcPr>
+          <w:p>
+            <w:pPr>
+              <w:rPr>
+                <w:rFonts w:ascii="Times New Roman" w:hAnsi="Times New Roman" w:cs="Times New Roman"/>
+                <w:b/>
+                <w:sz w:val="26"/>
+                <w:szCs w:val="26"/>
+                <w:lang w:val="en-US"/>
+              </w:rPr>
+            </w:pPr>
+            <w:proofErr w:type="spellStart"/>
+            <w:r>
+              <w:rPr>
+                <w:rFonts w:ascii="Times New Roman" w:hAnsi="Times New Roman" w:cs="Times New Roman"/>
+                <w:b/>
+                <w:sz w:val="26"/>
+                <w:szCs w:val="26"/>
+                <w:lang w:val="en-US"/>
+              </w:rPr>
+              <w:t>Tên</w:t>
+            </w:r>
+            <w:proofErr w:type="spellEnd"/>
+            <w:r>
+              <w:rPr>
+                <w:rFonts w:ascii="Times New Roman" w:hAnsi="Times New Roman" w:cs="Times New Roman"/>
+                <w:b/>
+                <w:sz w:val="26"/>
+                <w:szCs w:val="26"/>
+                <w:lang w:val="en-US"/>
+              </w:rPr>
+              <w:t xml:space="preserve"> </w:t>
+            </w:r>
+            <w:proofErr w:type="spellStart"/>
+            <w:r>
+              <w:rPr>
+                <w:rFonts w:ascii="Times New Roman" w:hAnsi="Times New Roman" w:cs="Times New Roman"/>
+                <w:b/>
+                <w:sz w:val="26"/>
+                <w:szCs w:val="26"/>
+                <w:lang w:val="en-US"/>
+              </w:rPr>
+              <w:t>trường</w:t>
+            </w:r>
+            <w:proofErr w:type="spellEnd"/>
+          </w:p>
+        </w:tc>
+        <w:tc>
+          <w:tcPr>
+            <w:tcW w:w="1803" w:type="dxa"/>
+          </w:tcPr>
+          <w:p>
+            <w:pPr>
+              <w:rPr>
+                <w:rFonts w:ascii="Times New Roman" w:hAnsi="Times New Roman" w:cs="Times New Roman"/>
+                <w:b/>
+                <w:sz w:val="26"/>
+                <w:szCs w:val="26"/>
+                <w:lang w:val="en-US"/>
+              </w:rPr>
+            </w:pPr>
+            <w:proofErr w:type="spellStart"/>
+            <w:r>
+              <w:rPr>
+                <w:rFonts w:ascii="Times New Roman" w:hAnsi="Times New Roman" w:cs="Times New Roman"/>
+                <w:b/>
+                <w:sz w:val="26"/>
+                <w:szCs w:val="26"/>
+                <w:lang w:val="en-US"/>
+              </w:rPr>
+              <w:t>Kiểu</w:t>
+            </w:r>
+            <w:proofErr w:type="spellEnd"/>
+            <w:r>
+              <w:rPr>
+                <w:rFonts w:ascii="Times New Roman" w:hAnsi="Times New Roman" w:cs="Times New Roman"/>
+                <w:b/>
+                <w:sz w:val="26"/>
+                <w:szCs w:val="26"/>
+                <w:lang w:val="en-US"/>
+              </w:rPr>
+              <w:t xml:space="preserve"> </w:t>
+            </w:r>
+            <w:proofErr w:type="spellStart"/>
+            <w:r>
+              <w:rPr>
+                <w:rFonts w:ascii="Times New Roman" w:hAnsi="Times New Roman" w:cs="Times New Roman"/>
+                <w:b/>
+                <w:sz w:val="26"/>
+                <w:szCs w:val="26"/>
+                <w:lang w:val="en-US"/>
+              </w:rPr>
+              <w:t>dữ</w:t>
+            </w:r>
+            <w:proofErr w:type="spellEnd"/>
+            <w:r>
+              <w:rPr>
+                <w:rFonts w:ascii="Times New Roman" w:hAnsi="Times New Roman" w:cs="Times New Roman"/>
+                <w:b/>
+                <w:sz w:val="26"/>
+                <w:szCs w:val="26"/>
+                <w:lang w:val="en-US"/>
+              </w:rPr>
+              <w:t xml:space="preserve"> </w:t>
+            </w:r>
+            <w:proofErr w:type="spellStart"/>
+            <w:r>
+              <w:rPr>
+                <w:rFonts w:ascii="Times New Roman" w:hAnsi="Times New Roman" w:cs="Times New Roman"/>
+                <w:b/>
+                <w:sz w:val="26"/>
+                <w:szCs w:val="26"/>
+                <w:lang w:val="en-US"/>
+              </w:rPr>
+              <w:t>liệu</w:t>
+            </w:r>
+            <w:proofErr w:type="spellEnd"/>
+          </w:p>
+        </w:tc>
+        <w:tc>
+          <w:tcPr>
+            <w:tcW w:w="1803" w:type="dxa"/>
+          </w:tcPr>
+          <w:p>
+            <w:pPr>
+              <w:rPr>
+                <w:rFonts w:ascii="Times New Roman" w:hAnsi="Times New Roman" w:cs="Times New Roman"/>
+                <w:b/>
+                <w:sz w:val="26"/>
+                <w:szCs w:val="26"/>
+                <w:lang w:val="en-US"/>
+              </w:rPr>
+            </w:pPr>
+            <w:proofErr w:type="spellStart"/>
+            <w:r>
+              <w:rPr>
+                <w:rFonts w:ascii="Times New Roman" w:hAnsi="Times New Roman" w:cs="Times New Roman"/>
+                <w:b/>
+                <w:sz w:val="26"/>
+                <w:szCs w:val="26"/>
+                <w:lang w:val="en-US"/>
+              </w:rPr>
+              <w:t>Độ</w:t>
+            </w:r>
+            <w:proofErr w:type="spellEnd"/>
+            <w:r>
+              <w:rPr>
+                <w:rFonts w:ascii="Times New Roman" w:hAnsi="Times New Roman" w:cs="Times New Roman"/>
+                <w:b/>
+                <w:sz w:val="26"/>
+                <w:szCs w:val="26"/>
+                <w:lang w:val="en-US"/>
+              </w:rPr>
+              <w:t xml:space="preserve"> </w:t>
+            </w:r>
+            <w:proofErr w:type="spellStart"/>
+            <w:r>
+              <w:rPr>
+                <w:rFonts w:ascii="Times New Roman" w:hAnsi="Times New Roman" w:cs="Times New Roman"/>
+                <w:b/>
+                <w:sz w:val="26"/>
+                <w:szCs w:val="26"/>
+                <w:lang w:val="en-US"/>
+              </w:rPr>
+              <w:t>rộng</w:t>
+            </w:r>
+            <w:proofErr w:type="spellEnd"/>
+          </w:p>
+        </w:tc>
+        <w:tc>
+          <w:tcPr>
+            <w:tcW w:w="1390" w:type="dxa"/>
+          </w:tcPr>
+          <w:p>
+            <w:pPr>
+              <w:rPr>
+                <w:rFonts w:ascii="Times New Roman" w:hAnsi="Times New Roman" w:cs="Times New Roman"/>
+                <w:b/>
+                <w:sz w:val="26"/>
+                <w:szCs w:val="26"/>
+                <w:lang w:val="en-US"/>
+              </w:rPr>
+            </w:pPr>
+            <w:proofErr w:type="spellStart"/>
+            <w:r>
+              <w:rPr>
+                <w:rFonts w:ascii="Times New Roman" w:hAnsi="Times New Roman" w:cs="Times New Roman"/>
+                <w:b/>
+                <w:sz w:val="26"/>
+                <w:szCs w:val="26"/>
+                <w:lang w:val="en-US"/>
+              </w:rPr>
+              <w:t>Khóa</w:t>
+            </w:r>
+            <w:proofErr w:type="spellEnd"/>
+          </w:p>
+        </w:tc>
+        <w:tc>
+          <w:tcPr>
+            <w:tcW w:w="2217" w:type="dxa"/>
+          </w:tcPr>
+          <w:p>
+            <w:pPr>
+              <w:rPr>
+                <w:rFonts w:ascii="Times New Roman" w:hAnsi="Times New Roman" w:cs="Times New Roman"/>
+                <w:b/>
+                <w:sz w:val="26"/>
+                <w:szCs w:val="26"/>
+                <w:lang w:val="en-US"/>
+              </w:rPr>
+            </w:pPr>
+            <w:proofErr w:type="spellStart"/>
+            <w:r>
+              <w:rPr>
+                <w:rFonts w:ascii="Times New Roman" w:hAnsi="Times New Roman" w:cs="Times New Roman"/>
+                <w:b/>
+                <w:sz w:val="26"/>
+                <w:szCs w:val="26"/>
+                <w:lang w:val="en-US"/>
+              </w:rPr>
+              <w:t>Ghi</w:t>
+            </w:r>
+            <w:proofErr w:type="spellEnd"/>
+            <w:r>
+              <w:rPr>
+                <w:rFonts w:ascii="Times New Roman" w:hAnsi="Times New Roman" w:cs="Times New Roman"/>
+                <w:b/>
+                <w:sz w:val="26"/>
+                <w:szCs w:val="26"/>
+                <w:lang w:val="en-US"/>
+              </w:rPr>
+              <w:t xml:space="preserve"> </w:t>
+            </w:r>
+            <w:proofErr w:type="spellStart"/>
+            <w:r>
+              <w:rPr>
+                <w:rFonts w:ascii="Times New Roman" w:hAnsi="Times New Roman" w:cs="Times New Roman"/>
+                <w:b/>
+                <w:sz w:val="26"/>
+                <w:szCs w:val="26"/>
+                <w:lang w:val="en-US"/>
+              </w:rPr>
+              <w:t>chú</w:t>
+            </w:r>
+            <w:proofErr w:type="spellEnd"/>
+          </w:p>
+        </w:tc>
+      </w:tr>
+      <w:tr>
+        <w:tc>
+          <w:tcPr>
+            <w:tcW w:w="1803" w:type="dxa"/>
+          </w:tcPr>
+          <w:p>
+            <w:pPr>
+              <w:rPr>
+                <w:rFonts w:ascii="Times New Roman" w:hAnsi="Times New Roman" w:cs="Times New Roman"/>
+                <w:sz w:val="26"/>
+                <w:szCs w:val="26"/>
+                <w:lang w:val="en-US"/>
+              </w:rPr>
+            </w:pPr>
+            <w:proofErr w:type="spellStart"/>
+            <w:r>
+              <w:rPr>
+                <w:rFonts w:ascii="Times New Roman" w:hAnsi="Times New Roman" w:cs="Times New Roman"/>
+                <w:sz w:val="26"/>
+                <w:szCs w:val="26"/>
+                <w:lang w:val="en-US"/>
+              </w:rPr>
+              <w:t>MaDM</w:t>
+            </w:r>
+            <w:r>
+              <w:rPr>
+                <w:rFonts w:ascii="Times New Roman" w:hAnsi="Times New Roman" w:cs="Times New Roman"/>
+                <w:sz w:val="26"/>
+                <w:szCs w:val="26"/>
+                <w:lang w:val="en-US"/>
+              </w:rPr>
+              <w:t>H</w:t>
+            </w:r>
+            <w:proofErr w:type="spellEnd"/>
+          </w:p>
+        </w:tc>
+        <w:tc>
+          <w:tcPr>
+            <w:tcW w:w="1803" w:type="dxa"/>
+          </w:tcPr>
+          <w:p>
+            <w:pPr>
+              <w:rPr>
+                <w:rFonts w:ascii="Times New Roman" w:hAnsi="Times New Roman" w:cs="Times New Roman"/>
+                <w:sz w:val="26"/>
+                <w:szCs w:val="26"/>
+                <w:lang w:val="en-US"/>
+              </w:rPr>
+            </w:pPr>
+            <w:r>
+              <w:rPr>
+                <w:rFonts w:ascii="Times New Roman" w:hAnsi="Times New Roman" w:cs="Times New Roman"/>
+                <w:sz w:val="26"/>
+                <w:szCs w:val="26"/>
+                <w:lang w:val="en-US"/>
+              </w:rPr>
+              <w:t>Characters</w:t>
+            </w:r>
+          </w:p>
+        </w:tc>
+        <w:tc>
+          <w:tcPr>
+            <w:tcW w:w="1803" w:type="dxa"/>
+          </w:tcPr>
+          <w:p>
+            <w:pPr>
+              <w:rPr>
+                <w:rFonts w:ascii="Times New Roman" w:hAnsi="Times New Roman" w:cs="Times New Roman"/>
+                <w:sz w:val="26"/>
+                <w:szCs w:val="26"/>
+                <w:lang w:val="en-US"/>
+              </w:rPr>
+            </w:pPr>
+            <w:r>
+              <w:rPr>
+                <w:rFonts w:ascii="Times New Roman" w:hAnsi="Times New Roman" w:cs="Times New Roman"/>
+                <w:sz w:val="26"/>
+                <w:szCs w:val="26"/>
+                <w:lang w:val="en-US"/>
+              </w:rPr>
+              <w:t>15</w:t>
+            </w:r>
+          </w:p>
+        </w:tc>
+        <w:tc>
+          <w:tcPr>
+            <w:tcW w:w="1390" w:type="dxa"/>
+          </w:tcPr>
+          <w:p>
+            <w:pPr>
+              <w:rPr>
+                <w:rFonts w:ascii="Times New Roman" w:hAnsi="Times New Roman" w:cs="Times New Roman"/>
+                <w:sz w:val="26"/>
+                <w:szCs w:val="26"/>
+                <w:lang w:val="en-US"/>
+              </w:rPr>
+            </w:pPr>
+            <w:r>
+              <w:rPr>
+                <w:rFonts w:ascii="Times New Roman" w:hAnsi="Times New Roman" w:cs="Times New Roman"/>
+                <w:sz w:val="26"/>
+                <w:szCs w:val="26"/>
+                <w:lang w:val="en-US"/>
+              </w:rPr>
+              <w:t>PK</w:t>
+            </w:r>
+          </w:p>
+        </w:tc>
+        <w:tc>
+          <w:tcPr>
+            <w:tcW w:w="2217" w:type="dxa"/>
+          </w:tcPr>
+          <w:p>
+            <w:pPr>
+              <w:rPr>
+                <w:rFonts w:ascii="Times New Roman" w:hAnsi="Times New Roman" w:cs="Times New Roman"/>
+                <w:sz w:val="26"/>
+                <w:szCs w:val="26"/>
+                <w:lang w:val="en-US"/>
+              </w:rPr>
+            </w:pPr>
+            <w:proofErr w:type="spellStart"/>
+            <w:r>
+              <w:rPr>
+                <w:rFonts w:ascii="Times New Roman" w:hAnsi="Times New Roman" w:cs="Times New Roman"/>
+                <w:sz w:val="26"/>
+                <w:szCs w:val="26"/>
+                <w:lang w:val="en-US"/>
+              </w:rPr>
+              <w:t>Mã</w:t>
+            </w:r>
+            <w:proofErr w:type="spellEnd"/>
+            <w:r>
+              <w:rPr>
+                <w:rFonts w:ascii="Times New Roman" w:hAnsi="Times New Roman" w:cs="Times New Roman"/>
+                <w:sz w:val="26"/>
+                <w:szCs w:val="26"/>
+                <w:lang w:val="en-US"/>
+              </w:rPr>
+              <w:t xml:space="preserve"> </w:t>
+            </w:r>
+            <w:proofErr w:type="spellStart"/>
+            <w:r>
+              <w:rPr>
+                <w:rFonts w:ascii="Times New Roman" w:hAnsi="Times New Roman" w:cs="Times New Roman"/>
+                <w:sz w:val="26"/>
+                <w:szCs w:val="26"/>
+                <w:lang w:val="en-US"/>
+              </w:rPr>
+              <w:t>đơn</w:t>
+            </w:r>
+            <w:proofErr w:type="spellEnd"/>
+            <w:r>
+              <w:rPr>
+                <w:rFonts w:ascii="Times New Roman" w:hAnsi="Times New Roman" w:cs="Times New Roman"/>
+                <w:sz w:val="26"/>
+                <w:szCs w:val="26"/>
+                <w:lang w:val="en-US"/>
+              </w:rPr>
+              <w:t xml:space="preserve"> </w:t>
+            </w:r>
+            <w:proofErr w:type="spellStart"/>
+            <w:r>
+              <w:rPr>
+                <w:rFonts w:ascii="Times New Roman" w:hAnsi="Times New Roman" w:cs="Times New Roman"/>
+                <w:sz w:val="26"/>
+                <w:szCs w:val="26"/>
+                <w:lang w:val="en-US"/>
+              </w:rPr>
+              <w:t>bán</w:t>
+            </w:r>
+            <w:proofErr w:type="spellEnd"/>
+            <w:r>
+              <w:rPr>
+                <w:rFonts w:ascii="Times New Roman" w:hAnsi="Times New Roman" w:cs="Times New Roman"/>
+                <w:sz w:val="26"/>
+                <w:szCs w:val="26"/>
+                <w:lang w:val="en-US"/>
+              </w:rPr>
+              <w:t xml:space="preserve"> hang</w:t>
+            </w:r>
+          </w:p>
+        </w:tc>
+      </w:tr>
+      <w:tr>
+        <w:tc>
+          <w:tcPr>
+            <w:tcW w:w="1803" w:type="dxa"/>
+          </w:tcPr>
+          <w:p>
+            <w:pPr>
+              <w:rPr>
+                <w:rFonts w:ascii="Times New Roman" w:hAnsi="Times New Roman" w:cs="Times New Roman"/>
+                <w:sz w:val="26"/>
+                <w:szCs w:val="26"/>
+                <w:lang w:val="en-US"/>
+              </w:rPr>
+            </w:pPr>
+            <w:proofErr w:type="spellStart"/>
+            <w:r>
+              <w:rPr>
+                <w:rFonts w:ascii="Times New Roman" w:hAnsi="Times New Roman" w:cs="Times New Roman"/>
+                <w:sz w:val="26"/>
+                <w:szCs w:val="26"/>
+                <w:lang w:val="en-US"/>
+              </w:rPr>
+              <w:t>NgayMH</w:t>
+            </w:r>
+            <w:proofErr w:type="spellEnd"/>
+          </w:p>
+        </w:tc>
+        <w:tc>
+          <w:tcPr>
+            <w:tcW w:w="1803" w:type="dxa"/>
+          </w:tcPr>
+          <w:p>
+            <w:pPr>
+              <w:rPr>
+                <w:rFonts w:ascii="Times New Roman" w:hAnsi="Times New Roman" w:cs="Times New Roman"/>
+                <w:sz w:val="26"/>
+                <w:szCs w:val="26"/>
+                <w:lang w:val="en-US"/>
+              </w:rPr>
+            </w:pPr>
+            <w:r>
+              <w:rPr>
+                <w:rFonts w:ascii="Times New Roman" w:hAnsi="Times New Roman" w:cs="Times New Roman"/>
+                <w:sz w:val="26"/>
+                <w:szCs w:val="26"/>
+                <w:lang w:val="en-US"/>
+              </w:rPr>
+              <w:t>Date</w:t>
+            </w:r>
+          </w:p>
+        </w:tc>
+        <w:tc>
+          <w:tcPr>
+            <w:tcW w:w="1803" w:type="dxa"/>
+          </w:tcPr>
+          <w:p>
+            <w:pPr>
+              <w:rPr>
+                <w:rFonts w:ascii="Times New Roman" w:hAnsi="Times New Roman" w:cs="Times New Roman"/>
+                <w:sz w:val="26"/>
+                <w:szCs w:val="26"/>
+                <w:lang w:val="en-US"/>
+              </w:rPr>
+            </w:pPr>
+          </w:p>
+        </w:tc>
+        <w:tc>
+          <w:tcPr>
+            <w:tcW w:w="1390" w:type="dxa"/>
+          </w:tcPr>
+          <w:p>
+            <w:pPr>
+              <w:rPr>
+                <w:rFonts w:ascii="Times New Roman" w:hAnsi="Times New Roman" w:cs="Times New Roman"/>
+                <w:sz w:val="26"/>
+                <w:szCs w:val="26"/>
+                <w:lang w:val="en-US"/>
+              </w:rPr>
+            </w:pPr>
+          </w:p>
+        </w:tc>
+        <w:tc>
+          <w:tcPr>
+            <w:tcW w:w="2217" w:type="dxa"/>
+          </w:tcPr>
+          <w:p>
+            <w:pPr>
+              <w:rPr>
+                <w:rFonts w:ascii="Times New Roman" w:hAnsi="Times New Roman" w:cs="Times New Roman"/>
+                <w:sz w:val="26"/>
+                <w:szCs w:val="26"/>
+                <w:lang w:val="en-US"/>
+              </w:rPr>
+            </w:pPr>
+            <w:proofErr w:type="spellStart"/>
+            <w:r>
+              <w:rPr>
+                <w:rFonts w:ascii="Times New Roman" w:hAnsi="Times New Roman" w:cs="Times New Roman"/>
+                <w:sz w:val="26"/>
+                <w:szCs w:val="26"/>
+                <w:lang w:val="en-US"/>
+              </w:rPr>
+              <w:t>Ngày</w:t>
+            </w:r>
+            <w:proofErr w:type="spellEnd"/>
+            <w:r>
+              <w:rPr>
+                <w:rFonts w:ascii="Times New Roman" w:hAnsi="Times New Roman" w:cs="Times New Roman"/>
+                <w:sz w:val="26"/>
+                <w:szCs w:val="26"/>
+                <w:lang w:val="en-US"/>
+              </w:rPr>
+              <w:t xml:space="preserve"> </w:t>
+            </w:r>
+            <w:proofErr w:type="spellStart"/>
+            <w:r>
+              <w:rPr>
+                <w:rFonts w:ascii="Times New Roman" w:hAnsi="Times New Roman" w:cs="Times New Roman"/>
+                <w:sz w:val="26"/>
+                <w:szCs w:val="26"/>
+                <w:lang w:val="en-US"/>
+              </w:rPr>
+              <w:t>bán</w:t>
+            </w:r>
+            <w:proofErr w:type="spellEnd"/>
+            <w:r>
+              <w:rPr>
+                <w:rFonts w:ascii="Times New Roman" w:hAnsi="Times New Roman" w:cs="Times New Roman"/>
+                <w:sz w:val="26"/>
+                <w:szCs w:val="26"/>
+                <w:lang w:val="en-US"/>
+              </w:rPr>
+              <w:t xml:space="preserve"> hang</w:t>
+            </w:r>
+          </w:p>
+        </w:tc>
+      </w:tr>
+      <w:tr>
+        <w:tc>
+          <w:tcPr>
+            <w:tcW w:w="1803" w:type="dxa"/>
+          </w:tcPr>
+          <w:p>
+            <w:pPr>
+              <w:rPr>
+                <w:rFonts w:ascii="Times New Roman" w:hAnsi="Times New Roman" w:cs="Times New Roman"/>
+                <w:sz w:val="26"/>
+                <w:szCs w:val="26"/>
+                <w:lang w:val="en-US"/>
+              </w:rPr>
+            </w:pPr>
+            <w:proofErr w:type="spellStart"/>
+            <w:r>
+              <w:rPr>
+                <w:rFonts w:ascii="Times New Roman" w:hAnsi="Times New Roman" w:cs="Times New Roman"/>
+                <w:sz w:val="26"/>
+                <w:szCs w:val="26"/>
+                <w:lang w:val="en-US"/>
+              </w:rPr>
+              <w:t>MaNCC</w:t>
+            </w:r>
+            <w:proofErr w:type="spellEnd"/>
+          </w:p>
+        </w:tc>
+        <w:tc>
+          <w:tcPr>
+            <w:tcW w:w="1803" w:type="dxa"/>
+          </w:tcPr>
+          <w:p>
+            <w:pPr>
+              <w:rPr>
+                <w:rFonts w:ascii="Times New Roman" w:hAnsi="Times New Roman" w:cs="Times New Roman"/>
+                <w:sz w:val="26"/>
+                <w:szCs w:val="26"/>
+                <w:lang w:val="en-US"/>
+              </w:rPr>
+            </w:pPr>
+            <w:r>
+              <w:rPr>
+                <w:rFonts w:ascii="Times New Roman" w:hAnsi="Times New Roman" w:cs="Times New Roman"/>
+                <w:sz w:val="26"/>
+                <w:szCs w:val="26"/>
+                <w:lang w:val="en-US"/>
+              </w:rPr>
+              <w:t>Characters</w:t>
+            </w:r>
+          </w:p>
+        </w:tc>
+        <w:tc>
+          <w:tcPr>
+            <w:tcW w:w="1803" w:type="dxa"/>
+          </w:tcPr>
+          <w:p>
+            <w:pPr>
+              <w:rPr>
+                <w:rFonts w:ascii="Times New Roman" w:hAnsi="Times New Roman" w:cs="Times New Roman"/>
+                <w:sz w:val="26"/>
+                <w:szCs w:val="26"/>
+                <w:lang w:val="en-US"/>
+              </w:rPr>
+            </w:pPr>
+            <w:r>
+              <w:rPr>
+                <w:rFonts w:ascii="Times New Roman" w:hAnsi="Times New Roman" w:cs="Times New Roman"/>
+                <w:sz w:val="26"/>
+                <w:szCs w:val="26"/>
+                <w:lang w:val="en-US"/>
+              </w:rPr>
+              <w:t>15</w:t>
+            </w:r>
+          </w:p>
+        </w:tc>
+        <w:tc>
+          <w:tcPr>
+            <w:tcW w:w="1390" w:type="dxa"/>
+          </w:tcPr>
+          <w:p>
+            <w:pPr>
+              <w:rPr>
+                <w:rFonts w:ascii="Times New Roman" w:hAnsi="Times New Roman" w:cs="Times New Roman"/>
+                <w:sz w:val="26"/>
+                <w:szCs w:val="26"/>
+                <w:lang w:val="en-US"/>
+              </w:rPr>
+            </w:pPr>
+            <w:r>
+              <w:rPr>
+                <w:rFonts w:ascii="Times New Roman" w:hAnsi="Times New Roman" w:cs="Times New Roman"/>
+                <w:sz w:val="26"/>
+                <w:szCs w:val="26"/>
+                <w:lang w:val="en-US"/>
+              </w:rPr>
+              <w:t>FK</w:t>
+            </w:r>
+          </w:p>
+        </w:tc>
+        <w:tc>
+          <w:tcPr>
+            <w:tcW w:w="2217" w:type="dxa"/>
+          </w:tcPr>
+          <w:p>
+            <w:pPr>
+              <w:rPr>
+                <w:rFonts w:ascii="Times New Roman" w:hAnsi="Times New Roman" w:cs="Times New Roman"/>
+                <w:sz w:val="26"/>
+                <w:szCs w:val="26"/>
+                <w:lang w:val="en-US"/>
+              </w:rPr>
+            </w:pPr>
+            <w:proofErr w:type="spellStart"/>
+            <w:r>
+              <w:rPr>
+                <w:rFonts w:ascii="Times New Roman" w:hAnsi="Times New Roman" w:cs="Times New Roman"/>
+                <w:sz w:val="26"/>
+                <w:szCs w:val="26"/>
+                <w:lang w:val="en-US"/>
+              </w:rPr>
+              <w:t>Mã</w:t>
+            </w:r>
+            <w:proofErr w:type="spellEnd"/>
+            <w:r>
+              <w:rPr>
+                <w:rFonts w:ascii="Times New Roman" w:hAnsi="Times New Roman" w:cs="Times New Roman"/>
+                <w:sz w:val="26"/>
+                <w:szCs w:val="26"/>
+                <w:lang w:val="en-US"/>
+              </w:rPr>
+              <w:t xml:space="preserve"> </w:t>
+            </w:r>
+            <w:proofErr w:type="spellStart"/>
+            <w:r>
+              <w:rPr>
+                <w:rFonts w:ascii="Times New Roman" w:hAnsi="Times New Roman" w:cs="Times New Roman"/>
+                <w:sz w:val="26"/>
+                <w:szCs w:val="26"/>
+                <w:lang w:val="en-US"/>
+              </w:rPr>
+              <w:t>khách</w:t>
+            </w:r>
+            <w:proofErr w:type="spellEnd"/>
+            <w:r>
+              <w:rPr>
+                <w:rFonts w:ascii="Times New Roman" w:hAnsi="Times New Roman" w:cs="Times New Roman"/>
+                <w:sz w:val="26"/>
+                <w:szCs w:val="26"/>
+                <w:lang w:val="en-US"/>
+              </w:rPr>
+              <w:t xml:space="preserve"> </w:t>
+            </w:r>
+            <w:proofErr w:type="spellStart"/>
+            <w:r>
+              <w:rPr>
+                <w:rFonts w:ascii="Times New Roman" w:hAnsi="Times New Roman" w:cs="Times New Roman"/>
+                <w:sz w:val="26"/>
+                <w:szCs w:val="26"/>
+                <w:lang w:val="en-US"/>
+              </w:rPr>
+              <w:t>hàng</w:t>
+            </w:r>
+            <w:proofErr w:type="spellEnd"/>
+          </w:p>
+        </w:tc>
+      </w:tr>
+    </w:tbl>
     <w:p>
       <w:pPr>
         <w:jc w:val="center"/>
@@ -486,60 +1820,950 @@
         </w:rPr>
       </w:pPr>
     </w:p>
-    <w:p>
-      <w:pPr>
-        <w:rPr>
-          <w:rFonts w:ascii="Times New Roman" w:hAnsi="Times New Roman" w:cs="Times New Roman"/>
-          <w:sz w:val="26"/>
-          <w:szCs w:val="26"/>
-          <w:lang w:val="en-US"/>
-        </w:rPr>
-      </w:pPr>
-      <w:r>
-        <w:rPr>
-          <w:rFonts w:ascii="Times New Roman" w:hAnsi="Times New Roman" w:cs="Times New Roman"/>
-          <w:sz w:val="26"/>
-          <w:szCs w:val="26"/>
-          <w:lang w:val="en-US"/>
-        </w:rPr>
-        <w:lastRenderedPageBreak/>
-        <w:drawing>
-          <wp:inline distT="0" distB="0" distL="0" distR="0" wp14:anchorId="0742CD3D" wp14:editId="5CDF480E">
-            <wp:extent cx="5731510" cy="1282700"/>
-            <wp:effectExtent l="0" t="0" r="2540" b="0"/>
-            <wp:docPr id="4" name="Picture 4"/>
-            <wp:cNvGraphicFramePr>
-              <a:graphicFrameLocks xmlns:a="http://schemas.openxmlformats.org/drawingml/2006/main" noChangeAspect="1"/>
-            </wp:cNvGraphicFramePr>
-            <a:graphic xmlns:a="http://schemas.openxmlformats.org/drawingml/2006/main">
-              <a:graphicData uri="http://schemas.openxmlformats.org/drawingml/2006/picture">
-                <pic:pic xmlns:pic="http://schemas.openxmlformats.org/drawingml/2006/picture">
-                  <pic:nvPicPr>
-                    <pic:cNvPr id="1" name=""/>
-                    <pic:cNvPicPr/>
-                  </pic:nvPicPr>
-                  <pic:blipFill>
-                    <a:blip r:embed="rId8"/>
-                    <a:stretch>
-                      <a:fillRect/>
-                    </a:stretch>
-                  </pic:blipFill>
-                  <pic:spPr>
-                    <a:xfrm>
-                      <a:off x="0" y="0"/>
-                      <a:ext cx="5731510" cy="1282700"/>
-                    </a:xfrm>
-                    <a:prstGeom prst="rect">
-                      <a:avLst/>
-                    </a:prstGeom>
-                  </pic:spPr>
-                </pic:pic>
-              </a:graphicData>
-            </a:graphic>
-          </wp:inline>
-        </w:drawing>
-      </w:r>
-    </w:p>
+    <w:tbl>
+      <w:tblPr>
+        <w:tblStyle w:val="TableGrid"/>
+        <w:tblW w:w="0" w:type="auto"/>
+        <w:tblLook w:val="04A0" w:firstRow="1" w:lastRow="0" w:firstColumn="1" w:lastColumn="0" w:noHBand="0" w:noVBand="1"/>
+      </w:tblPr>
+      <w:tblGrid>
+        <w:gridCol w:w="1803"/>
+        <w:gridCol w:w="1803"/>
+        <w:gridCol w:w="1803"/>
+        <w:gridCol w:w="1390"/>
+        <w:gridCol w:w="2217"/>
+      </w:tblGrid>
+      <w:tr>
+        <w:tc>
+          <w:tcPr>
+            <w:tcW w:w="1803" w:type="dxa"/>
+          </w:tcPr>
+          <w:p>
+            <w:pPr>
+              <w:rPr>
+                <w:rFonts w:ascii="Times New Roman" w:hAnsi="Times New Roman" w:cs="Times New Roman"/>
+                <w:b/>
+                <w:sz w:val="26"/>
+                <w:szCs w:val="26"/>
+                <w:lang w:val="en-US"/>
+              </w:rPr>
+            </w:pPr>
+            <w:proofErr w:type="spellStart"/>
+            <w:r>
+              <w:rPr>
+                <w:rFonts w:ascii="Times New Roman" w:hAnsi="Times New Roman" w:cs="Times New Roman"/>
+                <w:b/>
+                <w:sz w:val="26"/>
+                <w:szCs w:val="26"/>
+                <w:lang w:val="en-US"/>
+              </w:rPr>
+              <w:t>Tên</w:t>
+            </w:r>
+            <w:proofErr w:type="spellEnd"/>
+            <w:r>
+              <w:rPr>
+                <w:rFonts w:ascii="Times New Roman" w:hAnsi="Times New Roman" w:cs="Times New Roman"/>
+                <w:b/>
+                <w:sz w:val="26"/>
+                <w:szCs w:val="26"/>
+                <w:lang w:val="en-US"/>
+              </w:rPr>
+              <w:t xml:space="preserve"> </w:t>
+            </w:r>
+            <w:proofErr w:type="spellStart"/>
+            <w:r>
+              <w:rPr>
+                <w:rFonts w:ascii="Times New Roman" w:hAnsi="Times New Roman" w:cs="Times New Roman"/>
+                <w:b/>
+                <w:sz w:val="26"/>
+                <w:szCs w:val="26"/>
+                <w:lang w:val="en-US"/>
+              </w:rPr>
+              <w:t>trường</w:t>
+            </w:r>
+            <w:proofErr w:type="spellEnd"/>
+          </w:p>
+        </w:tc>
+        <w:tc>
+          <w:tcPr>
+            <w:tcW w:w="1803" w:type="dxa"/>
+          </w:tcPr>
+          <w:p>
+            <w:pPr>
+              <w:rPr>
+                <w:rFonts w:ascii="Times New Roman" w:hAnsi="Times New Roman" w:cs="Times New Roman"/>
+                <w:b/>
+                <w:sz w:val="26"/>
+                <w:szCs w:val="26"/>
+                <w:lang w:val="en-US"/>
+              </w:rPr>
+            </w:pPr>
+            <w:proofErr w:type="spellStart"/>
+            <w:r>
+              <w:rPr>
+                <w:rFonts w:ascii="Times New Roman" w:hAnsi="Times New Roman" w:cs="Times New Roman"/>
+                <w:b/>
+                <w:sz w:val="26"/>
+                <w:szCs w:val="26"/>
+                <w:lang w:val="en-US"/>
+              </w:rPr>
+              <w:t>Kiểu</w:t>
+            </w:r>
+            <w:proofErr w:type="spellEnd"/>
+            <w:r>
+              <w:rPr>
+                <w:rFonts w:ascii="Times New Roman" w:hAnsi="Times New Roman" w:cs="Times New Roman"/>
+                <w:b/>
+                <w:sz w:val="26"/>
+                <w:szCs w:val="26"/>
+                <w:lang w:val="en-US"/>
+              </w:rPr>
+              <w:t xml:space="preserve"> </w:t>
+            </w:r>
+            <w:proofErr w:type="spellStart"/>
+            <w:r>
+              <w:rPr>
+                <w:rFonts w:ascii="Times New Roman" w:hAnsi="Times New Roman" w:cs="Times New Roman"/>
+                <w:b/>
+                <w:sz w:val="26"/>
+                <w:szCs w:val="26"/>
+                <w:lang w:val="en-US"/>
+              </w:rPr>
+              <w:t>dữ</w:t>
+            </w:r>
+            <w:proofErr w:type="spellEnd"/>
+            <w:r>
+              <w:rPr>
+                <w:rFonts w:ascii="Times New Roman" w:hAnsi="Times New Roman" w:cs="Times New Roman"/>
+                <w:b/>
+                <w:sz w:val="26"/>
+                <w:szCs w:val="26"/>
+                <w:lang w:val="en-US"/>
+              </w:rPr>
+              <w:t xml:space="preserve"> </w:t>
+            </w:r>
+            <w:proofErr w:type="spellStart"/>
+            <w:r>
+              <w:rPr>
+                <w:rFonts w:ascii="Times New Roman" w:hAnsi="Times New Roman" w:cs="Times New Roman"/>
+                <w:b/>
+                <w:sz w:val="26"/>
+                <w:szCs w:val="26"/>
+                <w:lang w:val="en-US"/>
+              </w:rPr>
+              <w:t>liệu</w:t>
+            </w:r>
+            <w:proofErr w:type="spellEnd"/>
+          </w:p>
+        </w:tc>
+        <w:tc>
+          <w:tcPr>
+            <w:tcW w:w="1803" w:type="dxa"/>
+          </w:tcPr>
+          <w:p>
+            <w:pPr>
+              <w:rPr>
+                <w:rFonts w:ascii="Times New Roman" w:hAnsi="Times New Roman" w:cs="Times New Roman"/>
+                <w:b/>
+                <w:sz w:val="26"/>
+                <w:szCs w:val="26"/>
+                <w:lang w:val="en-US"/>
+              </w:rPr>
+            </w:pPr>
+            <w:proofErr w:type="spellStart"/>
+            <w:r>
+              <w:rPr>
+                <w:rFonts w:ascii="Times New Roman" w:hAnsi="Times New Roman" w:cs="Times New Roman"/>
+                <w:b/>
+                <w:sz w:val="26"/>
+                <w:szCs w:val="26"/>
+                <w:lang w:val="en-US"/>
+              </w:rPr>
+              <w:t>Độ</w:t>
+            </w:r>
+            <w:proofErr w:type="spellEnd"/>
+            <w:r>
+              <w:rPr>
+                <w:rFonts w:ascii="Times New Roman" w:hAnsi="Times New Roman" w:cs="Times New Roman"/>
+                <w:b/>
+                <w:sz w:val="26"/>
+                <w:szCs w:val="26"/>
+                <w:lang w:val="en-US"/>
+              </w:rPr>
+              <w:t xml:space="preserve"> </w:t>
+            </w:r>
+            <w:proofErr w:type="spellStart"/>
+            <w:r>
+              <w:rPr>
+                <w:rFonts w:ascii="Times New Roman" w:hAnsi="Times New Roman" w:cs="Times New Roman"/>
+                <w:b/>
+                <w:sz w:val="26"/>
+                <w:szCs w:val="26"/>
+                <w:lang w:val="en-US"/>
+              </w:rPr>
+              <w:t>rộng</w:t>
+            </w:r>
+            <w:proofErr w:type="spellEnd"/>
+          </w:p>
+        </w:tc>
+        <w:tc>
+          <w:tcPr>
+            <w:tcW w:w="1390" w:type="dxa"/>
+          </w:tcPr>
+          <w:p>
+            <w:pPr>
+              <w:rPr>
+                <w:rFonts w:ascii="Times New Roman" w:hAnsi="Times New Roman" w:cs="Times New Roman"/>
+                <w:b/>
+                <w:sz w:val="26"/>
+                <w:szCs w:val="26"/>
+                <w:lang w:val="en-US"/>
+              </w:rPr>
+            </w:pPr>
+            <w:proofErr w:type="spellStart"/>
+            <w:r>
+              <w:rPr>
+                <w:rFonts w:ascii="Times New Roman" w:hAnsi="Times New Roman" w:cs="Times New Roman"/>
+                <w:b/>
+                <w:sz w:val="26"/>
+                <w:szCs w:val="26"/>
+                <w:lang w:val="en-US"/>
+              </w:rPr>
+              <w:t>Khóa</w:t>
+            </w:r>
+            <w:proofErr w:type="spellEnd"/>
+          </w:p>
+        </w:tc>
+        <w:tc>
+          <w:tcPr>
+            <w:tcW w:w="2217" w:type="dxa"/>
+          </w:tcPr>
+          <w:p>
+            <w:pPr>
+              <w:rPr>
+                <w:rFonts w:ascii="Times New Roman" w:hAnsi="Times New Roman" w:cs="Times New Roman"/>
+                <w:b/>
+                <w:sz w:val="26"/>
+                <w:szCs w:val="26"/>
+                <w:lang w:val="en-US"/>
+              </w:rPr>
+            </w:pPr>
+            <w:proofErr w:type="spellStart"/>
+            <w:r>
+              <w:rPr>
+                <w:rFonts w:ascii="Times New Roman" w:hAnsi="Times New Roman" w:cs="Times New Roman"/>
+                <w:b/>
+                <w:sz w:val="26"/>
+                <w:szCs w:val="26"/>
+                <w:lang w:val="en-US"/>
+              </w:rPr>
+              <w:t>Ghi</w:t>
+            </w:r>
+            <w:proofErr w:type="spellEnd"/>
+            <w:r>
+              <w:rPr>
+                <w:rFonts w:ascii="Times New Roman" w:hAnsi="Times New Roman" w:cs="Times New Roman"/>
+                <w:b/>
+                <w:sz w:val="26"/>
+                <w:szCs w:val="26"/>
+                <w:lang w:val="en-US"/>
+              </w:rPr>
+              <w:t xml:space="preserve"> </w:t>
+            </w:r>
+            <w:proofErr w:type="spellStart"/>
+            <w:r>
+              <w:rPr>
+                <w:rFonts w:ascii="Times New Roman" w:hAnsi="Times New Roman" w:cs="Times New Roman"/>
+                <w:b/>
+                <w:sz w:val="26"/>
+                <w:szCs w:val="26"/>
+                <w:lang w:val="en-US"/>
+              </w:rPr>
+              <w:t>chú</w:t>
+            </w:r>
+            <w:proofErr w:type="spellEnd"/>
+          </w:p>
+        </w:tc>
+      </w:tr>
+      <w:tr>
+        <w:tc>
+          <w:tcPr>
+            <w:tcW w:w="1803" w:type="dxa"/>
+          </w:tcPr>
+          <w:p>
+            <w:pPr>
+              <w:rPr>
+                <w:rFonts w:ascii="Times New Roman" w:hAnsi="Times New Roman" w:cs="Times New Roman"/>
+                <w:sz w:val="26"/>
+                <w:szCs w:val="26"/>
+                <w:lang w:val="en-US"/>
+              </w:rPr>
+            </w:pPr>
+            <w:proofErr w:type="spellStart"/>
+            <w:r>
+              <w:rPr>
+                <w:rFonts w:ascii="Times New Roman" w:hAnsi="Times New Roman" w:cs="Times New Roman"/>
+                <w:sz w:val="26"/>
+                <w:szCs w:val="26"/>
+                <w:lang w:val="en-US"/>
+              </w:rPr>
+              <w:t>MaDBH</w:t>
+            </w:r>
+            <w:proofErr w:type="spellEnd"/>
+          </w:p>
+        </w:tc>
+        <w:tc>
+          <w:tcPr>
+            <w:tcW w:w="1803" w:type="dxa"/>
+          </w:tcPr>
+          <w:p>
+            <w:pPr>
+              <w:rPr>
+                <w:rFonts w:ascii="Times New Roman" w:hAnsi="Times New Roman" w:cs="Times New Roman"/>
+                <w:sz w:val="26"/>
+                <w:szCs w:val="26"/>
+                <w:lang w:val="en-US"/>
+              </w:rPr>
+            </w:pPr>
+            <w:r>
+              <w:rPr>
+                <w:rFonts w:ascii="Times New Roman" w:hAnsi="Times New Roman" w:cs="Times New Roman"/>
+                <w:sz w:val="26"/>
+                <w:szCs w:val="26"/>
+                <w:lang w:val="en-US"/>
+              </w:rPr>
+              <w:t>Characters</w:t>
+            </w:r>
+          </w:p>
+        </w:tc>
+        <w:tc>
+          <w:tcPr>
+            <w:tcW w:w="1803" w:type="dxa"/>
+          </w:tcPr>
+          <w:p>
+            <w:pPr>
+              <w:rPr>
+                <w:rFonts w:ascii="Times New Roman" w:hAnsi="Times New Roman" w:cs="Times New Roman"/>
+                <w:sz w:val="26"/>
+                <w:szCs w:val="26"/>
+                <w:lang w:val="en-US"/>
+              </w:rPr>
+            </w:pPr>
+            <w:r>
+              <w:rPr>
+                <w:rFonts w:ascii="Times New Roman" w:hAnsi="Times New Roman" w:cs="Times New Roman"/>
+                <w:sz w:val="26"/>
+                <w:szCs w:val="26"/>
+                <w:lang w:val="en-US"/>
+              </w:rPr>
+              <w:t>15</w:t>
+            </w:r>
+          </w:p>
+        </w:tc>
+        <w:tc>
+          <w:tcPr>
+            <w:tcW w:w="1390" w:type="dxa"/>
+          </w:tcPr>
+          <w:p>
+            <w:pPr>
+              <w:rPr>
+                <w:rFonts w:ascii="Times New Roman" w:hAnsi="Times New Roman" w:cs="Times New Roman"/>
+                <w:sz w:val="26"/>
+                <w:szCs w:val="26"/>
+                <w:lang w:val="en-US"/>
+              </w:rPr>
+            </w:pPr>
+            <w:r>
+              <w:rPr>
+                <w:rFonts w:ascii="Times New Roman" w:hAnsi="Times New Roman" w:cs="Times New Roman"/>
+                <w:sz w:val="26"/>
+                <w:szCs w:val="26"/>
+                <w:lang w:val="en-US"/>
+              </w:rPr>
+              <w:t>PK</w:t>
+            </w:r>
+            <w:r>
+              <w:rPr>
+                <w:rFonts w:ascii="Times New Roman" w:hAnsi="Times New Roman" w:cs="Times New Roman"/>
+                <w:sz w:val="26"/>
+                <w:szCs w:val="26"/>
+                <w:lang w:val="en-US"/>
+              </w:rPr>
+              <w:t>, FK</w:t>
+            </w:r>
+          </w:p>
+        </w:tc>
+        <w:tc>
+          <w:tcPr>
+            <w:tcW w:w="2217" w:type="dxa"/>
+          </w:tcPr>
+          <w:p>
+            <w:pPr>
+              <w:rPr>
+                <w:rFonts w:ascii="Times New Roman" w:hAnsi="Times New Roman" w:cs="Times New Roman"/>
+                <w:sz w:val="26"/>
+                <w:szCs w:val="26"/>
+                <w:lang w:val="en-US"/>
+              </w:rPr>
+            </w:pPr>
+            <w:proofErr w:type="spellStart"/>
+            <w:r>
+              <w:rPr>
+                <w:rFonts w:ascii="Times New Roman" w:hAnsi="Times New Roman" w:cs="Times New Roman"/>
+                <w:sz w:val="26"/>
+                <w:szCs w:val="26"/>
+                <w:lang w:val="en-US"/>
+              </w:rPr>
+              <w:t>Mã</w:t>
+            </w:r>
+            <w:proofErr w:type="spellEnd"/>
+            <w:r>
+              <w:rPr>
+                <w:rFonts w:ascii="Times New Roman" w:hAnsi="Times New Roman" w:cs="Times New Roman"/>
+                <w:sz w:val="26"/>
+                <w:szCs w:val="26"/>
+                <w:lang w:val="en-US"/>
+              </w:rPr>
+              <w:t xml:space="preserve"> </w:t>
+            </w:r>
+            <w:proofErr w:type="spellStart"/>
+            <w:r>
+              <w:rPr>
+                <w:rFonts w:ascii="Times New Roman" w:hAnsi="Times New Roman" w:cs="Times New Roman"/>
+                <w:sz w:val="26"/>
+                <w:szCs w:val="26"/>
+                <w:lang w:val="en-US"/>
+              </w:rPr>
+              <w:t>đơn</w:t>
+            </w:r>
+            <w:proofErr w:type="spellEnd"/>
+            <w:r>
+              <w:rPr>
+                <w:rFonts w:ascii="Times New Roman" w:hAnsi="Times New Roman" w:cs="Times New Roman"/>
+                <w:sz w:val="26"/>
+                <w:szCs w:val="26"/>
+                <w:lang w:val="en-US"/>
+              </w:rPr>
+              <w:t xml:space="preserve"> </w:t>
+            </w:r>
+            <w:proofErr w:type="spellStart"/>
+            <w:r>
+              <w:rPr>
+                <w:rFonts w:ascii="Times New Roman" w:hAnsi="Times New Roman" w:cs="Times New Roman"/>
+                <w:sz w:val="26"/>
+                <w:szCs w:val="26"/>
+                <w:lang w:val="en-US"/>
+              </w:rPr>
+              <w:t>bán</w:t>
+            </w:r>
+            <w:proofErr w:type="spellEnd"/>
+            <w:r>
+              <w:rPr>
+                <w:rFonts w:ascii="Times New Roman" w:hAnsi="Times New Roman" w:cs="Times New Roman"/>
+                <w:sz w:val="26"/>
+                <w:szCs w:val="26"/>
+                <w:lang w:val="en-US"/>
+              </w:rPr>
+              <w:t xml:space="preserve"> </w:t>
+            </w:r>
+            <w:r>
+              <w:rPr>
+                <w:rFonts w:ascii="Times New Roman" w:hAnsi="Times New Roman" w:cs="Times New Roman"/>
+                <w:sz w:val="26"/>
+                <w:szCs w:val="26"/>
+                <w:lang w:val="en-US"/>
+              </w:rPr>
+              <w:t>hang</w:t>
+            </w:r>
+          </w:p>
+        </w:tc>
+      </w:tr>
+      <w:tr>
+        <w:tc>
+          <w:tcPr>
+            <w:tcW w:w="1803" w:type="dxa"/>
+          </w:tcPr>
+          <w:p>
+            <w:pPr>
+              <w:rPr>
+                <w:rFonts w:ascii="Times New Roman" w:hAnsi="Times New Roman" w:cs="Times New Roman"/>
+                <w:sz w:val="26"/>
+                <w:szCs w:val="26"/>
+                <w:lang w:val="en-US"/>
+              </w:rPr>
+            </w:pPr>
+            <w:r>
+              <w:rPr>
+                <w:rFonts w:ascii="Times New Roman" w:hAnsi="Times New Roman" w:cs="Times New Roman"/>
+                <w:sz w:val="26"/>
+                <w:szCs w:val="26"/>
+                <w:lang w:val="en-US"/>
+              </w:rPr>
+              <w:t>Ma</w:t>
+            </w:r>
+            <w:r>
+              <w:rPr>
+                <w:rFonts w:ascii="Times New Roman" w:hAnsi="Times New Roman" w:cs="Times New Roman"/>
+                <w:sz w:val="26"/>
+                <w:szCs w:val="26"/>
+                <w:lang w:val="en-US"/>
+              </w:rPr>
+              <w:t>SP</w:t>
+            </w:r>
+          </w:p>
+        </w:tc>
+        <w:tc>
+          <w:tcPr>
+            <w:tcW w:w="1803" w:type="dxa"/>
+          </w:tcPr>
+          <w:p>
+            <w:pPr>
+              <w:rPr>
+                <w:rFonts w:ascii="Times New Roman" w:hAnsi="Times New Roman" w:cs="Times New Roman"/>
+                <w:sz w:val="26"/>
+                <w:szCs w:val="26"/>
+                <w:lang w:val="en-US"/>
+              </w:rPr>
+            </w:pPr>
+            <w:r>
+              <w:rPr>
+                <w:rFonts w:ascii="Times New Roman" w:hAnsi="Times New Roman" w:cs="Times New Roman"/>
+                <w:sz w:val="26"/>
+                <w:szCs w:val="26"/>
+                <w:lang w:val="en-US"/>
+              </w:rPr>
+              <w:t>Characters</w:t>
+            </w:r>
+          </w:p>
+        </w:tc>
+        <w:tc>
+          <w:tcPr>
+            <w:tcW w:w="1803" w:type="dxa"/>
+          </w:tcPr>
+          <w:p>
+            <w:pPr>
+              <w:rPr>
+                <w:rFonts w:ascii="Times New Roman" w:hAnsi="Times New Roman" w:cs="Times New Roman"/>
+                <w:sz w:val="26"/>
+                <w:szCs w:val="26"/>
+                <w:lang w:val="en-US"/>
+              </w:rPr>
+            </w:pPr>
+            <w:r>
+              <w:rPr>
+                <w:rFonts w:ascii="Times New Roman" w:hAnsi="Times New Roman" w:cs="Times New Roman"/>
+                <w:sz w:val="26"/>
+                <w:szCs w:val="26"/>
+                <w:lang w:val="en-US"/>
+              </w:rPr>
+              <w:t>15</w:t>
+            </w:r>
+          </w:p>
+        </w:tc>
+        <w:tc>
+          <w:tcPr>
+            <w:tcW w:w="1390" w:type="dxa"/>
+          </w:tcPr>
+          <w:p>
+            <w:pPr>
+              <w:rPr>
+                <w:rFonts w:ascii="Times New Roman" w:hAnsi="Times New Roman" w:cs="Times New Roman"/>
+                <w:sz w:val="26"/>
+                <w:szCs w:val="26"/>
+                <w:lang w:val="en-US"/>
+              </w:rPr>
+            </w:pPr>
+            <w:r>
+              <w:rPr>
+                <w:rFonts w:ascii="Times New Roman" w:hAnsi="Times New Roman" w:cs="Times New Roman"/>
+                <w:sz w:val="26"/>
+                <w:szCs w:val="26"/>
+                <w:lang w:val="en-US"/>
+              </w:rPr>
+              <w:t>PK</w:t>
+            </w:r>
+            <w:r>
+              <w:rPr>
+                <w:rFonts w:ascii="Times New Roman" w:hAnsi="Times New Roman" w:cs="Times New Roman"/>
+                <w:sz w:val="26"/>
+                <w:szCs w:val="26"/>
+                <w:lang w:val="en-US"/>
+              </w:rPr>
+              <w:t>, FK</w:t>
+            </w:r>
+          </w:p>
+        </w:tc>
+        <w:tc>
+          <w:tcPr>
+            <w:tcW w:w="2217" w:type="dxa"/>
+          </w:tcPr>
+          <w:p>
+            <w:pPr>
+              <w:rPr>
+                <w:rFonts w:ascii="Times New Roman" w:hAnsi="Times New Roman" w:cs="Times New Roman"/>
+                <w:sz w:val="26"/>
+                <w:szCs w:val="26"/>
+                <w:lang w:val="en-US"/>
+              </w:rPr>
+            </w:pPr>
+            <w:proofErr w:type="spellStart"/>
+            <w:r>
+              <w:rPr>
+                <w:rFonts w:ascii="Times New Roman" w:hAnsi="Times New Roman" w:cs="Times New Roman"/>
+                <w:sz w:val="26"/>
+                <w:szCs w:val="26"/>
+                <w:lang w:val="en-US"/>
+              </w:rPr>
+              <w:t>Mã</w:t>
+            </w:r>
+            <w:proofErr w:type="spellEnd"/>
+            <w:r>
+              <w:rPr>
+                <w:rFonts w:ascii="Times New Roman" w:hAnsi="Times New Roman" w:cs="Times New Roman"/>
+                <w:sz w:val="26"/>
+                <w:szCs w:val="26"/>
+                <w:lang w:val="en-US"/>
+              </w:rPr>
+              <w:t xml:space="preserve"> </w:t>
+            </w:r>
+            <w:proofErr w:type="spellStart"/>
+            <w:r>
+              <w:rPr>
+                <w:rFonts w:ascii="Times New Roman" w:hAnsi="Times New Roman" w:cs="Times New Roman"/>
+                <w:sz w:val="26"/>
+                <w:szCs w:val="26"/>
+                <w:lang w:val="en-US"/>
+              </w:rPr>
+              <w:t>sản</w:t>
+            </w:r>
+            <w:proofErr w:type="spellEnd"/>
+            <w:r>
+              <w:rPr>
+                <w:rFonts w:ascii="Times New Roman" w:hAnsi="Times New Roman" w:cs="Times New Roman"/>
+                <w:sz w:val="26"/>
+                <w:szCs w:val="26"/>
+                <w:lang w:val="en-US"/>
+              </w:rPr>
+              <w:t xml:space="preserve"> </w:t>
+            </w:r>
+            <w:proofErr w:type="spellStart"/>
+            <w:r>
+              <w:rPr>
+                <w:rFonts w:ascii="Times New Roman" w:hAnsi="Times New Roman" w:cs="Times New Roman"/>
+                <w:sz w:val="26"/>
+                <w:szCs w:val="26"/>
+                <w:lang w:val="en-US"/>
+              </w:rPr>
+              <w:t>phẩm</w:t>
+            </w:r>
+            <w:proofErr w:type="spellEnd"/>
+          </w:p>
+        </w:tc>
+      </w:tr>
+      <w:tr>
+        <w:tc>
+          <w:tcPr>
+            <w:tcW w:w="1803" w:type="dxa"/>
+          </w:tcPr>
+          <w:p>
+            <w:pPr>
+              <w:rPr>
+                <w:rFonts w:ascii="Times New Roman" w:hAnsi="Times New Roman" w:cs="Times New Roman"/>
+                <w:sz w:val="26"/>
+                <w:szCs w:val="26"/>
+                <w:lang w:val="en-US"/>
+              </w:rPr>
+            </w:pPr>
+            <w:r>
+              <w:rPr>
+                <w:rFonts w:ascii="Times New Roman" w:hAnsi="Times New Roman" w:cs="Times New Roman"/>
+                <w:sz w:val="26"/>
+                <w:szCs w:val="26"/>
+                <w:lang w:val="en-US"/>
+              </w:rPr>
+              <w:t>SLB</w:t>
+            </w:r>
+          </w:p>
+        </w:tc>
+        <w:tc>
+          <w:tcPr>
+            <w:tcW w:w="1803" w:type="dxa"/>
+          </w:tcPr>
+          <w:p>
+            <w:pPr>
+              <w:rPr>
+                <w:rFonts w:ascii="Times New Roman" w:hAnsi="Times New Roman" w:cs="Times New Roman"/>
+                <w:sz w:val="26"/>
+                <w:szCs w:val="26"/>
+                <w:lang w:val="en-US"/>
+              </w:rPr>
+            </w:pPr>
+            <w:proofErr w:type="spellStart"/>
+            <w:r>
+              <w:rPr>
+                <w:rFonts w:ascii="Times New Roman" w:hAnsi="Times New Roman" w:cs="Times New Roman"/>
+                <w:sz w:val="26"/>
+                <w:szCs w:val="26"/>
+                <w:lang w:val="en-US"/>
+              </w:rPr>
+              <w:t>Interger</w:t>
+            </w:r>
+            <w:proofErr w:type="spellEnd"/>
+          </w:p>
+        </w:tc>
+        <w:tc>
+          <w:tcPr>
+            <w:tcW w:w="1803" w:type="dxa"/>
+          </w:tcPr>
+          <w:p>
+            <w:pPr>
+              <w:rPr>
+                <w:rFonts w:ascii="Times New Roman" w:hAnsi="Times New Roman" w:cs="Times New Roman"/>
+                <w:sz w:val="26"/>
+                <w:szCs w:val="26"/>
+                <w:lang w:val="en-US"/>
+              </w:rPr>
+            </w:pPr>
+          </w:p>
+        </w:tc>
+        <w:tc>
+          <w:tcPr>
+            <w:tcW w:w="1390" w:type="dxa"/>
+          </w:tcPr>
+          <w:p>
+            <w:pPr>
+              <w:rPr>
+                <w:rFonts w:ascii="Times New Roman" w:hAnsi="Times New Roman" w:cs="Times New Roman"/>
+                <w:sz w:val="26"/>
+                <w:szCs w:val="26"/>
+                <w:lang w:val="en-US"/>
+              </w:rPr>
+            </w:pPr>
+          </w:p>
+        </w:tc>
+        <w:tc>
+          <w:tcPr>
+            <w:tcW w:w="2217" w:type="dxa"/>
+          </w:tcPr>
+          <w:p>
+            <w:pPr>
+              <w:rPr>
+                <w:rFonts w:ascii="Times New Roman" w:hAnsi="Times New Roman" w:cs="Times New Roman"/>
+                <w:sz w:val="26"/>
+                <w:szCs w:val="26"/>
+                <w:lang w:val="en-US"/>
+              </w:rPr>
+            </w:pPr>
+            <w:proofErr w:type="spellStart"/>
+            <w:r>
+              <w:rPr>
+                <w:rFonts w:ascii="Times New Roman" w:hAnsi="Times New Roman" w:cs="Times New Roman"/>
+                <w:sz w:val="26"/>
+                <w:szCs w:val="26"/>
+                <w:lang w:val="en-US"/>
+              </w:rPr>
+              <w:t>Số</w:t>
+            </w:r>
+            <w:proofErr w:type="spellEnd"/>
+            <w:r>
+              <w:rPr>
+                <w:rFonts w:ascii="Times New Roman" w:hAnsi="Times New Roman" w:cs="Times New Roman"/>
+                <w:sz w:val="26"/>
+                <w:szCs w:val="26"/>
+                <w:lang w:val="en-US"/>
+              </w:rPr>
+              <w:t xml:space="preserve"> </w:t>
+            </w:r>
+            <w:proofErr w:type="spellStart"/>
+            <w:r>
+              <w:rPr>
+                <w:rFonts w:ascii="Times New Roman" w:hAnsi="Times New Roman" w:cs="Times New Roman"/>
+                <w:sz w:val="26"/>
+                <w:szCs w:val="26"/>
+                <w:lang w:val="en-US"/>
+              </w:rPr>
+              <w:t>lượng</w:t>
+            </w:r>
+            <w:proofErr w:type="spellEnd"/>
+            <w:r>
+              <w:rPr>
+                <w:rFonts w:ascii="Times New Roman" w:hAnsi="Times New Roman" w:cs="Times New Roman"/>
+                <w:sz w:val="26"/>
+                <w:szCs w:val="26"/>
+                <w:lang w:val="en-US"/>
+              </w:rPr>
+              <w:t xml:space="preserve"> </w:t>
+            </w:r>
+            <w:proofErr w:type="spellStart"/>
+            <w:r>
+              <w:rPr>
+                <w:rFonts w:ascii="Times New Roman" w:hAnsi="Times New Roman" w:cs="Times New Roman"/>
+                <w:sz w:val="26"/>
+                <w:szCs w:val="26"/>
+                <w:lang w:val="en-US"/>
+              </w:rPr>
+              <w:t>bán</w:t>
+            </w:r>
+            <w:proofErr w:type="spellEnd"/>
+          </w:p>
+        </w:tc>
+      </w:tr>
+      <w:tr>
+        <w:tc>
+          <w:tcPr>
+            <w:tcW w:w="1803" w:type="dxa"/>
+          </w:tcPr>
+          <w:p>
+            <w:pPr>
+              <w:rPr>
+                <w:rFonts w:ascii="Times New Roman" w:hAnsi="Times New Roman" w:cs="Times New Roman"/>
+                <w:sz w:val="26"/>
+                <w:szCs w:val="26"/>
+                <w:lang w:val="en-US"/>
+              </w:rPr>
+            </w:pPr>
+            <w:r>
+              <w:rPr>
+                <w:rFonts w:ascii="Times New Roman" w:hAnsi="Times New Roman" w:cs="Times New Roman"/>
+                <w:sz w:val="26"/>
+                <w:szCs w:val="26"/>
+                <w:lang w:val="en-US"/>
+              </w:rPr>
+              <w:t>DGB</w:t>
+            </w:r>
+          </w:p>
+        </w:tc>
+        <w:tc>
+          <w:tcPr>
+            <w:tcW w:w="1803" w:type="dxa"/>
+          </w:tcPr>
+          <w:p>
+            <w:pPr>
+              <w:rPr>
+                <w:rFonts w:ascii="Times New Roman" w:hAnsi="Times New Roman" w:cs="Times New Roman"/>
+                <w:sz w:val="26"/>
+                <w:szCs w:val="26"/>
+                <w:lang w:val="en-US"/>
+              </w:rPr>
+            </w:pPr>
+            <w:r>
+              <w:rPr>
+                <w:rFonts w:ascii="Times New Roman" w:hAnsi="Times New Roman" w:cs="Times New Roman"/>
+                <w:sz w:val="26"/>
+                <w:szCs w:val="26"/>
+                <w:lang w:val="en-US"/>
+              </w:rPr>
+              <w:t>Decimal</w:t>
+            </w:r>
+          </w:p>
+        </w:tc>
+        <w:tc>
+          <w:tcPr>
+            <w:tcW w:w="1803" w:type="dxa"/>
+          </w:tcPr>
+          <w:p>
+            <w:pPr>
+              <w:rPr>
+                <w:rFonts w:ascii="Times New Roman" w:hAnsi="Times New Roman" w:cs="Times New Roman"/>
+                <w:sz w:val="26"/>
+                <w:szCs w:val="26"/>
+                <w:lang w:val="en-US"/>
+              </w:rPr>
+            </w:pPr>
+            <w:r>
+              <w:rPr>
+                <w:rFonts w:ascii="Times New Roman" w:hAnsi="Times New Roman" w:cs="Times New Roman"/>
+                <w:sz w:val="26"/>
+                <w:szCs w:val="26"/>
+                <w:lang w:val="en-US"/>
+              </w:rPr>
+              <w:t>12</w:t>
+            </w:r>
+          </w:p>
+        </w:tc>
+        <w:tc>
+          <w:tcPr>
+            <w:tcW w:w="1390" w:type="dxa"/>
+          </w:tcPr>
+          <w:p>
+            <w:pPr>
+              <w:rPr>
+                <w:rFonts w:ascii="Times New Roman" w:hAnsi="Times New Roman" w:cs="Times New Roman"/>
+                <w:sz w:val="26"/>
+                <w:szCs w:val="26"/>
+                <w:lang w:val="en-US"/>
+              </w:rPr>
+            </w:pPr>
+          </w:p>
+        </w:tc>
+        <w:tc>
+          <w:tcPr>
+            <w:tcW w:w="2217" w:type="dxa"/>
+          </w:tcPr>
+          <w:p>
+            <w:pPr>
+              <w:rPr>
+                <w:rFonts w:ascii="Times New Roman" w:hAnsi="Times New Roman" w:cs="Times New Roman"/>
+                <w:sz w:val="26"/>
+                <w:szCs w:val="26"/>
+                <w:lang w:val="en-US"/>
+              </w:rPr>
+            </w:pPr>
+            <w:proofErr w:type="spellStart"/>
+            <w:r>
+              <w:rPr>
+                <w:rFonts w:ascii="Times New Roman" w:hAnsi="Times New Roman" w:cs="Times New Roman"/>
+                <w:sz w:val="26"/>
+                <w:szCs w:val="26"/>
+                <w:lang w:val="en-US"/>
+              </w:rPr>
+              <w:t>Đơn</w:t>
+            </w:r>
+            <w:proofErr w:type="spellEnd"/>
+            <w:r>
+              <w:rPr>
+                <w:rFonts w:ascii="Times New Roman" w:hAnsi="Times New Roman" w:cs="Times New Roman"/>
+                <w:sz w:val="26"/>
+                <w:szCs w:val="26"/>
+                <w:lang w:val="en-US"/>
+              </w:rPr>
+              <w:t xml:space="preserve"> </w:t>
+            </w:r>
+            <w:proofErr w:type="spellStart"/>
+            <w:r>
+              <w:rPr>
+                <w:rFonts w:ascii="Times New Roman" w:hAnsi="Times New Roman" w:cs="Times New Roman"/>
+                <w:sz w:val="26"/>
+                <w:szCs w:val="26"/>
+                <w:lang w:val="en-US"/>
+              </w:rPr>
+              <w:t>giá</w:t>
+            </w:r>
+            <w:proofErr w:type="spellEnd"/>
+            <w:r>
+              <w:rPr>
+                <w:rFonts w:ascii="Times New Roman" w:hAnsi="Times New Roman" w:cs="Times New Roman"/>
+                <w:sz w:val="26"/>
+                <w:szCs w:val="26"/>
+                <w:lang w:val="en-US"/>
+              </w:rPr>
+              <w:t xml:space="preserve"> </w:t>
+            </w:r>
+            <w:proofErr w:type="spellStart"/>
+            <w:r>
+              <w:rPr>
+                <w:rFonts w:ascii="Times New Roman" w:hAnsi="Times New Roman" w:cs="Times New Roman"/>
+                <w:sz w:val="26"/>
+                <w:szCs w:val="26"/>
+                <w:lang w:val="en-US"/>
+              </w:rPr>
+              <w:t>bán</w:t>
+            </w:r>
+            <w:proofErr w:type="spellEnd"/>
+          </w:p>
+        </w:tc>
+      </w:tr>
+    </w:tbl>
     <w:p>
       <w:pPr>
         <w:jc w:val="center"/>
@@ -570,60 +2794,937 @@
           <w:lang w:val="en-US"/>
         </w:rPr>
       </w:pPr>
+      <w:bookmarkStart w:id="0" w:name="_GoBack"/>
+      <w:bookmarkEnd w:id="0"/>
     </w:p>
-    <w:p>
-      <w:pPr>
-        <w:rPr>
-          <w:rFonts w:ascii="Times New Roman" w:hAnsi="Times New Roman" w:cs="Times New Roman"/>
-          <w:sz w:val="26"/>
-          <w:szCs w:val="26"/>
-          <w:lang w:val="en-US"/>
-        </w:rPr>
-      </w:pPr>
-      <w:r>
-        <w:rPr>
-          <w:rFonts w:ascii="Times New Roman" w:hAnsi="Times New Roman" w:cs="Times New Roman"/>
-          <w:sz w:val="26"/>
-          <w:szCs w:val="26"/>
-          <w:lang w:val="en-US"/>
-        </w:rPr>
-        <w:drawing>
-          <wp:inline distT="0" distB="0" distL="0" distR="0" wp14:anchorId="2FA51BF7" wp14:editId="2F7356A8">
-            <wp:extent cx="5731510" cy="1256665"/>
-            <wp:effectExtent l="0" t="0" r="2540" b="635"/>
-            <wp:docPr id="5" name="Picture 5"/>
-            <wp:cNvGraphicFramePr>
-              <a:graphicFrameLocks xmlns:a="http://schemas.openxmlformats.org/drawingml/2006/main" noChangeAspect="1"/>
-            </wp:cNvGraphicFramePr>
-            <a:graphic xmlns:a="http://schemas.openxmlformats.org/drawingml/2006/main">
-              <a:graphicData uri="http://schemas.openxmlformats.org/drawingml/2006/picture">
-                <pic:pic xmlns:pic="http://schemas.openxmlformats.org/drawingml/2006/picture">
-                  <pic:nvPicPr>
-                    <pic:cNvPr id="1" name=""/>
-                    <pic:cNvPicPr/>
-                  </pic:nvPicPr>
-                  <pic:blipFill>
-                    <a:blip r:embed="rId9"/>
-                    <a:stretch>
-                      <a:fillRect/>
-                    </a:stretch>
-                  </pic:blipFill>
-                  <pic:spPr>
-                    <a:xfrm>
-                      <a:off x="0" y="0"/>
-                      <a:ext cx="5731510" cy="1256665"/>
-                    </a:xfrm>
-                    <a:prstGeom prst="rect">
-                      <a:avLst/>
-                    </a:prstGeom>
-                  </pic:spPr>
-                </pic:pic>
-              </a:graphicData>
-            </a:graphic>
-          </wp:inline>
-        </w:drawing>
-      </w:r>
-    </w:p>
+    <w:tbl>
+      <w:tblPr>
+        <w:tblStyle w:val="TableGrid"/>
+        <w:tblW w:w="0" w:type="auto"/>
+        <w:tblLook w:val="04A0" w:firstRow="1" w:lastRow="0" w:firstColumn="1" w:lastColumn="0" w:noHBand="0" w:noVBand="1"/>
+      </w:tblPr>
+      <w:tblGrid>
+        <w:gridCol w:w="1803"/>
+        <w:gridCol w:w="1803"/>
+        <w:gridCol w:w="1803"/>
+        <w:gridCol w:w="1803"/>
+        <w:gridCol w:w="1804"/>
+      </w:tblGrid>
+      <w:tr>
+        <w:tc>
+          <w:tcPr>
+            <w:tcW w:w="1803" w:type="dxa"/>
+          </w:tcPr>
+          <w:p>
+            <w:pPr>
+              <w:rPr>
+                <w:rFonts w:ascii="Times New Roman" w:hAnsi="Times New Roman" w:cs="Times New Roman"/>
+                <w:b/>
+                <w:sz w:val="26"/>
+                <w:szCs w:val="26"/>
+                <w:lang w:val="en-US"/>
+              </w:rPr>
+            </w:pPr>
+            <w:proofErr w:type="spellStart"/>
+            <w:r>
+              <w:rPr>
+                <w:rFonts w:ascii="Times New Roman" w:hAnsi="Times New Roman" w:cs="Times New Roman"/>
+                <w:b/>
+                <w:sz w:val="26"/>
+                <w:szCs w:val="26"/>
+                <w:lang w:val="en-US"/>
+              </w:rPr>
+              <w:t>Tên</w:t>
+            </w:r>
+            <w:proofErr w:type="spellEnd"/>
+            <w:r>
+              <w:rPr>
+                <w:rFonts w:ascii="Times New Roman" w:hAnsi="Times New Roman" w:cs="Times New Roman"/>
+                <w:b/>
+                <w:sz w:val="26"/>
+                <w:szCs w:val="26"/>
+                <w:lang w:val="en-US"/>
+              </w:rPr>
+              <w:t xml:space="preserve"> </w:t>
+            </w:r>
+            <w:proofErr w:type="spellStart"/>
+            <w:r>
+              <w:rPr>
+                <w:rFonts w:ascii="Times New Roman" w:hAnsi="Times New Roman" w:cs="Times New Roman"/>
+                <w:b/>
+                <w:sz w:val="26"/>
+                <w:szCs w:val="26"/>
+                <w:lang w:val="en-US"/>
+              </w:rPr>
+              <w:t>trường</w:t>
+            </w:r>
+            <w:proofErr w:type="spellEnd"/>
+          </w:p>
+        </w:tc>
+        <w:tc>
+          <w:tcPr>
+            <w:tcW w:w="1803" w:type="dxa"/>
+          </w:tcPr>
+          <w:p>
+            <w:pPr>
+              <w:rPr>
+                <w:rFonts w:ascii="Times New Roman" w:hAnsi="Times New Roman" w:cs="Times New Roman"/>
+                <w:b/>
+                <w:sz w:val="26"/>
+                <w:szCs w:val="26"/>
+                <w:lang w:val="en-US"/>
+              </w:rPr>
+            </w:pPr>
+            <w:proofErr w:type="spellStart"/>
+            <w:r>
+              <w:rPr>
+                <w:rFonts w:ascii="Times New Roman" w:hAnsi="Times New Roman" w:cs="Times New Roman"/>
+                <w:b/>
+                <w:sz w:val="26"/>
+                <w:szCs w:val="26"/>
+                <w:lang w:val="en-US"/>
+              </w:rPr>
+              <w:t>Kiểu</w:t>
+            </w:r>
+            <w:proofErr w:type="spellEnd"/>
+            <w:r>
+              <w:rPr>
+                <w:rFonts w:ascii="Times New Roman" w:hAnsi="Times New Roman" w:cs="Times New Roman"/>
+                <w:b/>
+                <w:sz w:val="26"/>
+                <w:szCs w:val="26"/>
+                <w:lang w:val="en-US"/>
+              </w:rPr>
+              <w:t xml:space="preserve"> </w:t>
+            </w:r>
+            <w:proofErr w:type="spellStart"/>
+            <w:r>
+              <w:rPr>
+                <w:rFonts w:ascii="Times New Roman" w:hAnsi="Times New Roman" w:cs="Times New Roman"/>
+                <w:b/>
+                <w:sz w:val="26"/>
+                <w:szCs w:val="26"/>
+                <w:lang w:val="en-US"/>
+              </w:rPr>
+              <w:t>dữ</w:t>
+            </w:r>
+            <w:proofErr w:type="spellEnd"/>
+            <w:r>
+              <w:rPr>
+                <w:rFonts w:ascii="Times New Roman" w:hAnsi="Times New Roman" w:cs="Times New Roman"/>
+                <w:b/>
+                <w:sz w:val="26"/>
+                <w:szCs w:val="26"/>
+                <w:lang w:val="en-US"/>
+              </w:rPr>
+              <w:t xml:space="preserve"> </w:t>
+            </w:r>
+            <w:proofErr w:type="spellStart"/>
+            <w:r>
+              <w:rPr>
+                <w:rFonts w:ascii="Times New Roman" w:hAnsi="Times New Roman" w:cs="Times New Roman"/>
+                <w:b/>
+                <w:sz w:val="26"/>
+                <w:szCs w:val="26"/>
+                <w:lang w:val="en-US"/>
+              </w:rPr>
+              <w:t>liệu</w:t>
+            </w:r>
+            <w:proofErr w:type="spellEnd"/>
+          </w:p>
+        </w:tc>
+        <w:tc>
+          <w:tcPr>
+            <w:tcW w:w="1803" w:type="dxa"/>
+          </w:tcPr>
+          <w:p>
+            <w:pPr>
+              <w:rPr>
+                <w:rFonts w:ascii="Times New Roman" w:hAnsi="Times New Roman" w:cs="Times New Roman"/>
+                <w:b/>
+                <w:sz w:val="26"/>
+                <w:szCs w:val="26"/>
+                <w:lang w:val="en-US"/>
+              </w:rPr>
+            </w:pPr>
+            <w:proofErr w:type="spellStart"/>
+            <w:r>
+              <w:rPr>
+                <w:rFonts w:ascii="Times New Roman" w:hAnsi="Times New Roman" w:cs="Times New Roman"/>
+                <w:b/>
+                <w:sz w:val="26"/>
+                <w:szCs w:val="26"/>
+                <w:lang w:val="en-US"/>
+              </w:rPr>
+              <w:t>Độ</w:t>
+            </w:r>
+            <w:proofErr w:type="spellEnd"/>
+            <w:r>
+              <w:rPr>
+                <w:rFonts w:ascii="Times New Roman" w:hAnsi="Times New Roman" w:cs="Times New Roman"/>
+                <w:b/>
+                <w:sz w:val="26"/>
+                <w:szCs w:val="26"/>
+                <w:lang w:val="en-US"/>
+              </w:rPr>
+              <w:t xml:space="preserve"> </w:t>
+            </w:r>
+            <w:proofErr w:type="spellStart"/>
+            <w:r>
+              <w:rPr>
+                <w:rFonts w:ascii="Times New Roman" w:hAnsi="Times New Roman" w:cs="Times New Roman"/>
+                <w:b/>
+                <w:sz w:val="26"/>
+                <w:szCs w:val="26"/>
+                <w:lang w:val="en-US"/>
+              </w:rPr>
+              <w:t>rộng</w:t>
+            </w:r>
+            <w:proofErr w:type="spellEnd"/>
+          </w:p>
+        </w:tc>
+        <w:tc>
+          <w:tcPr>
+            <w:tcW w:w="1803" w:type="dxa"/>
+          </w:tcPr>
+          <w:p>
+            <w:pPr>
+              <w:rPr>
+                <w:rFonts w:ascii="Times New Roman" w:hAnsi="Times New Roman" w:cs="Times New Roman"/>
+                <w:b/>
+                <w:sz w:val="26"/>
+                <w:szCs w:val="26"/>
+                <w:lang w:val="en-US"/>
+              </w:rPr>
+            </w:pPr>
+            <w:proofErr w:type="spellStart"/>
+            <w:r>
+              <w:rPr>
+                <w:rFonts w:ascii="Times New Roman" w:hAnsi="Times New Roman" w:cs="Times New Roman"/>
+                <w:b/>
+                <w:sz w:val="26"/>
+                <w:szCs w:val="26"/>
+                <w:lang w:val="en-US"/>
+              </w:rPr>
+              <w:t>Khóa</w:t>
+            </w:r>
+            <w:proofErr w:type="spellEnd"/>
+          </w:p>
+        </w:tc>
+        <w:tc>
+          <w:tcPr>
+            <w:tcW w:w="1804" w:type="dxa"/>
+          </w:tcPr>
+          <w:p>
+            <w:pPr>
+              <w:rPr>
+                <w:rFonts w:ascii="Times New Roman" w:hAnsi="Times New Roman" w:cs="Times New Roman"/>
+                <w:b/>
+                <w:sz w:val="26"/>
+                <w:szCs w:val="26"/>
+                <w:lang w:val="en-US"/>
+              </w:rPr>
+            </w:pPr>
+            <w:proofErr w:type="spellStart"/>
+            <w:r>
+              <w:rPr>
+                <w:rFonts w:ascii="Times New Roman" w:hAnsi="Times New Roman" w:cs="Times New Roman"/>
+                <w:b/>
+                <w:sz w:val="26"/>
+                <w:szCs w:val="26"/>
+                <w:lang w:val="en-US"/>
+              </w:rPr>
+              <w:t>Ghi</w:t>
+            </w:r>
+            <w:proofErr w:type="spellEnd"/>
+            <w:r>
+              <w:rPr>
+                <w:rFonts w:ascii="Times New Roman" w:hAnsi="Times New Roman" w:cs="Times New Roman"/>
+                <w:b/>
+                <w:sz w:val="26"/>
+                <w:szCs w:val="26"/>
+                <w:lang w:val="en-US"/>
+              </w:rPr>
+              <w:t xml:space="preserve"> </w:t>
+            </w:r>
+            <w:proofErr w:type="spellStart"/>
+            <w:r>
+              <w:rPr>
+                <w:rFonts w:ascii="Times New Roman" w:hAnsi="Times New Roman" w:cs="Times New Roman"/>
+                <w:b/>
+                <w:sz w:val="26"/>
+                <w:szCs w:val="26"/>
+                <w:lang w:val="en-US"/>
+              </w:rPr>
+              <w:t>chú</w:t>
+            </w:r>
+            <w:proofErr w:type="spellEnd"/>
+          </w:p>
+        </w:tc>
+      </w:tr>
+      <w:tr>
+        <w:tc>
+          <w:tcPr>
+            <w:tcW w:w="1803" w:type="dxa"/>
+          </w:tcPr>
+          <w:p>
+            <w:pPr>
+              <w:rPr>
+                <w:rFonts w:ascii="Times New Roman" w:hAnsi="Times New Roman" w:cs="Times New Roman"/>
+                <w:sz w:val="26"/>
+                <w:szCs w:val="26"/>
+                <w:lang w:val="en-US"/>
+              </w:rPr>
+            </w:pPr>
+            <w:proofErr w:type="spellStart"/>
+            <w:r>
+              <w:rPr>
+                <w:rFonts w:ascii="Times New Roman" w:hAnsi="Times New Roman" w:cs="Times New Roman"/>
+                <w:sz w:val="26"/>
+                <w:szCs w:val="26"/>
+                <w:lang w:val="en-US"/>
+              </w:rPr>
+              <w:t>MaDM</w:t>
+            </w:r>
+            <w:r>
+              <w:rPr>
+                <w:rFonts w:ascii="Times New Roman" w:hAnsi="Times New Roman" w:cs="Times New Roman"/>
+                <w:sz w:val="26"/>
+                <w:szCs w:val="26"/>
+                <w:lang w:val="en-US"/>
+              </w:rPr>
+              <w:t>H</w:t>
+            </w:r>
+            <w:proofErr w:type="spellEnd"/>
+          </w:p>
+        </w:tc>
+        <w:tc>
+          <w:tcPr>
+            <w:tcW w:w="1803" w:type="dxa"/>
+          </w:tcPr>
+          <w:p>
+            <w:pPr>
+              <w:rPr>
+                <w:rFonts w:ascii="Times New Roman" w:hAnsi="Times New Roman" w:cs="Times New Roman"/>
+                <w:sz w:val="26"/>
+                <w:szCs w:val="26"/>
+                <w:lang w:val="en-US"/>
+              </w:rPr>
+            </w:pPr>
+            <w:r>
+              <w:rPr>
+                <w:rFonts w:ascii="Times New Roman" w:hAnsi="Times New Roman" w:cs="Times New Roman"/>
+                <w:sz w:val="26"/>
+                <w:szCs w:val="26"/>
+                <w:lang w:val="en-US"/>
+              </w:rPr>
+              <w:t>Characters</w:t>
+            </w:r>
+          </w:p>
+        </w:tc>
+        <w:tc>
+          <w:tcPr>
+            <w:tcW w:w="1803" w:type="dxa"/>
+          </w:tcPr>
+          <w:p>
+            <w:pPr>
+              <w:rPr>
+                <w:rFonts w:ascii="Times New Roman" w:hAnsi="Times New Roman" w:cs="Times New Roman"/>
+                <w:sz w:val="26"/>
+                <w:szCs w:val="26"/>
+                <w:lang w:val="en-US"/>
+              </w:rPr>
+            </w:pPr>
+            <w:r>
+              <w:rPr>
+                <w:rFonts w:ascii="Times New Roman" w:hAnsi="Times New Roman" w:cs="Times New Roman"/>
+                <w:sz w:val="26"/>
+                <w:szCs w:val="26"/>
+                <w:lang w:val="en-US"/>
+              </w:rPr>
+              <w:t>15</w:t>
+            </w:r>
+          </w:p>
+        </w:tc>
+        <w:tc>
+          <w:tcPr>
+            <w:tcW w:w="1803" w:type="dxa"/>
+          </w:tcPr>
+          <w:p>
+            <w:pPr>
+              <w:rPr>
+                <w:rFonts w:ascii="Times New Roman" w:hAnsi="Times New Roman" w:cs="Times New Roman"/>
+                <w:sz w:val="26"/>
+                <w:szCs w:val="26"/>
+                <w:lang w:val="en-US"/>
+              </w:rPr>
+            </w:pPr>
+            <w:r>
+              <w:rPr>
+                <w:rFonts w:ascii="Times New Roman" w:hAnsi="Times New Roman" w:cs="Times New Roman"/>
+                <w:sz w:val="26"/>
+                <w:szCs w:val="26"/>
+                <w:lang w:val="en-US"/>
+              </w:rPr>
+              <w:t>PK, FK</w:t>
+            </w:r>
+          </w:p>
+        </w:tc>
+        <w:tc>
+          <w:tcPr>
+            <w:tcW w:w="1804" w:type="dxa"/>
+          </w:tcPr>
+          <w:p>
+            <w:pPr>
+              <w:rPr>
+                <w:rFonts w:ascii="Times New Roman" w:hAnsi="Times New Roman" w:cs="Times New Roman"/>
+                <w:sz w:val="26"/>
+                <w:szCs w:val="26"/>
+                <w:lang w:val="en-US"/>
+              </w:rPr>
+            </w:pPr>
+            <w:proofErr w:type="spellStart"/>
+            <w:r>
+              <w:rPr>
+                <w:rFonts w:ascii="Times New Roman" w:hAnsi="Times New Roman" w:cs="Times New Roman"/>
+                <w:sz w:val="26"/>
+                <w:szCs w:val="26"/>
+                <w:lang w:val="en-US"/>
+              </w:rPr>
+              <w:t>Mã</w:t>
+            </w:r>
+            <w:proofErr w:type="spellEnd"/>
+            <w:r>
+              <w:rPr>
+                <w:rFonts w:ascii="Times New Roman" w:hAnsi="Times New Roman" w:cs="Times New Roman"/>
+                <w:sz w:val="26"/>
+                <w:szCs w:val="26"/>
+                <w:lang w:val="en-US"/>
+              </w:rPr>
+              <w:t xml:space="preserve"> </w:t>
+            </w:r>
+            <w:proofErr w:type="spellStart"/>
+            <w:r>
+              <w:rPr>
+                <w:rFonts w:ascii="Times New Roman" w:hAnsi="Times New Roman" w:cs="Times New Roman"/>
+                <w:sz w:val="26"/>
+                <w:szCs w:val="26"/>
+                <w:lang w:val="en-US"/>
+              </w:rPr>
+              <w:t>đơn</w:t>
+            </w:r>
+            <w:proofErr w:type="spellEnd"/>
+            <w:r>
+              <w:rPr>
+                <w:rFonts w:ascii="Times New Roman" w:hAnsi="Times New Roman" w:cs="Times New Roman"/>
+                <w:sz w:val="26"/>
+                <w:szCs w:val="26"/>
+                <w:lang w:val="en-US"/>
+              </w:rPr>
+              <w:t xml:space="preserve"> </w:t>
+            </w:r>
+            <w:proofErr w:type="spellStart"/>
+            <w:r>
+              <w:rPr>
+                <w:rFonts w:ascii="Times New Roman" w:hAnsi="Times New Roman" w:cs="Times New Roman"/>
+                <w:sz w:val="26"/>
+                <w:szCs w:val="26"/>
+                <w:lang w:val="en-US"/>
+              </w:rPr>
+              <w:t>bán</w:t>
+            </w:r>
+            <w:proofErr w:type="spellEnd"/>
+            <w:r>
+              <w:rPr>
+                <w:rFonts w:ascii="Times New Roman" w:hAnsi="Times New Roman" w:cs="Times New Roman"/>
+                <w:sz w:val="26"/>
+                <w:szCs w:val="26"/>
+                <w:lang w:val="en-US"/>
+              </w:rPr>
+              <w:t xml:space="preserve"> hang</w:t>
+            </w:r>
+          </w:p>
+        </w:tc>
+      </w:tr>
+      <w:tr>
+        <w:tc>
+          <w:tcPr>
+            <w:tcW w:w="1803" w:type="dxa"/>
+          </w:tcPr>
+          <w:p>
+            <w:pPr>
+              <w:rPr>
+                <w:rFonts w:ascii="Times New Roman" w:hAnsi="Times New Roman" w:cs="Times New Roman"/>
+                <w:sz w:val="26"/>
+                <w:szCs w:val="26"/>
+                <w:lang w:val="en-US"/>
+              </w:rPr>
+            </w:pPr>
+            <w:proofErr w:type="spellStart"/>
+            <w:r>
+              <w:rPr>
+                <w:rFonts w:ascii="Times New Roman" w:hAnsi="Times New Roman" w:cs="Times New Roman"/>
+                <w:sz w:val="26"/>
+                <w:szCs w:val="26"/>
+                <w:lang w:val="en-US"/>
+              </w:rPr>
+              <w:t>MaSP</w:t>
+            </w:r>
+            <w:proofErr w:type="spellEnd"/>
+          </w:p>
+        </w:tc>
+        <w:tc>
+          <w:tcPr>
+            <w:tcW w:w="1803" w:type="dxa"/>
+          </w:tcPr>
+          <w:p>
+            <w:pPr>
+              <w:rPr>
+                <w:rFonts w:ascii="Times New Roman" w:hAnsi="Times New Roman" w:cs="Times New Roman"/>
+                <w:sz w:val="26"/>
+                <w:szCs w:val="26"/>
+                <w:lang w:val="en-US"/>
+              </w:rPr>
+            </w:pPr>
+            <w:r>
+              <w:rPr>
+                <w:rFonts w:ascii="Times New Roman" w:hAnsi="Times New Roman" w:cs="Times New Roman"/>
+                <w:sz w:val="26"/>
+                <w:szCs w:val="26"/>
+                <w:lang w:val="en-US"/>
+              </w:rPr>
+              <w:t>Characters</w:t>
+            </w:r>
+          </w:p>
+        </w:tc>
+        <w:tc>
+          <w:tcPr>
+            <w:tcW w:w="1803" w:type="dxa"/>
+          </w:tcPr>
+          <w:p>
+            <w:pPr>
+              <w:rPr>
+                <w:rFonts w:ascii="Times New Roman" w:hAnsi="Times New Roman" w:cs="Times New Roman"/>
+                <w:sz w:val="26"/>
+                <w:szCs w:val="26"/>
+                <w:lang w:val="en-US"/>
+              </w:rPr>
+            </w:pPr>
+            <w:r>
+              <w:rPr>
+                <w:rFonts w:ascii="Times New Roman" w:hAnsi="Times New Roman" w:cs="Times New Roman"/>
+                <w:sz w:val="26"/>
+                <w:szCs w:val="26"/>
+                <w:lang w:val="en-US"/>
+              </w:rPr>
+              <w:t>15</w:t>
+            </w:r>
+          </w:p>
+        </w:tc>
+        <w:tc>
+          <w:tcPr>
+            <w:tcW w:w="1803" w:type="dxa"/>
+          </w:tcPr>
+          <w:p>
+            <w:pPr>
+              <w:rPr>
+                <w:rFonts w:ascii="Times New Roman" w:hAnsi="Times New Roman" w:cs="Times New Roman"/>
+                <w:sz w:val="26"/>
+                <w:szCs w:val="26"/>
+                <w:lang w:val="en-US"/>
+              </w:rPr>
+            </w:pPr>
+            <w:r>
+              <w:rPr>
+                <w:rFonts w:ascii="Times New Roman" w:hAnsi="Times New Roman" w:cs="Times New Roman"/>
+                <w:sz w:val="26"/>
+                <w:szCs w:val="26"/>
+                <w:lang w:val="en-US"/>
+              </w:rPr>
+              <w:t>PK, FK</w:t>
+            </w:r>
+          </w:p>
+        </w:tc>
+        <w:tc>
+          <w:tcPr>
+            <w:tcW w:w="1804" w:type="dxa"/>
+          </w:tcPr>
+          <w:p>
+            <w:pPr>
+              <w:rPr>
+                <w:rFonts w:ascii="Times New Roman" w:hAnsi="Times New Roman" w:cs="Times New Roman"/>
+                <w:sz w:val="26"/>
+                <w:szCs w:val="26"/>
+                <w:lang w:val="en-US"/>
+              </w:rPr>
+            </w:pPr>
+            <w:proofErr w:type="spellStart"/>
+            <w:r>
+              <w:rPr>
+                <w:rFonts w:ascii="Times New Roman" w:hAnsi="Times New Roman" w:cs="Times New Roman"/>
+                <w:sz w:val="26"/>
+                <w:szCs w:val="26"/>
+                <w:lang w:val="en-US"/>
+              </w:rPr>
+              <w:t>Mã</w:t>
+            </w:r>
+            <w:proofErr w:type="spellEnd"/>
+            <w:r>
+              <w:rPr>
+                <w:rFonts w:ascii="Times New Roman" w:hAnsi="Times New Roman" w:cs="Times New Roman"/>
+                <w:sz w:val="26"/>
+                <w:szCs w:val="26"/>
+                <w:lang w:val="en-US"/>
+              </w:rPr>
+              <w:t xml:space="preserve"> </w:t>
+            </w:r>
+            <w:proofErr w:type="spellStart"/>
+            <w:r>
+              <w:rPr>
+                <w:rFonts w:ascii="Times New Roman" w:hAnsi="Times New Roman" w:cs="Times New Roman"/>
+                <w:sz w:val="26"/>
+                <w:szCs w:val="26"/>
+                <w:lang w:val="en-US"/>
+              </w:rPr>
+              <w:t>sản</w:t>
+            </w:r>
+            <w:proofErr w:type="spellEnd"/>
+            <w:r>
+              <w:rPr>
+                <w:rFonts w:ascii="Times New Roman" w:hAnsi="Times New Roman" w:cs="Times New Roman"/>
+                <w:sz w:val="26"/>
+                <w:szCs w:val="26"/>
+                <w:lang w:val="en-US"/>
+              </w:rPr>
+              <w:t xml:space="preserve"> </w:t>
+            </w:r>
+            <w:proofErr w:type="spellStart"/>
+            <w:r>
+              <w:rPr>
+                <w:rFonts w:ascii="Times New Roman" w:hAnsi="Times New Roman" w:cs="Times New Roman"/>
+                <w:sz w:val="26"/>
+                <w:szCs w:val="26"/>
+                <w:lang w:val="en-US"/>
+              </w:rPr>
+              <w:t>phẩm</w:t>
+            </w:r>
+            <w:proofErr w:type="spellEnd"/>
+          </w:p>
+        </w:tc>
+      </w:tr>
+      <w:tr>
+        <w:tc>
+          <w:tcPr>
+            <w:tcW w:w="1803" w:type="dxa"/>
+          </w:tcPr>
+          <w:p>
+            <w:pPr>
+              <w:rPr>
+                <w:rFonts w:ascii="Times New Roman" w:hAnsi="Times New Roman" w:cs="Times New Roman"/>
+                <w:sz w:val="26"/>
+                <w:szCs w:val="26"/>
+                <w:lang w:val="en-US"/>
+              </w:rPr>
+            </w:pPr>
+            <w:r>
+              <w:rPr>
+                <w:rFonts w:ascii="Times New Roman" w:hAnsi="Times New Roman" w:cs="Times New Roman"/>
+                <w:sz w:val="26"/>
+                <w:szCs w:val="26"/>
+                <w:lang w:val="en-US"/>
+              </w:rPr>
+              <w:t>SLM</w:t>
+            </w:r>
+          </w:p>
+        </w:tc>
+        <w:tc>
+          <w:tcPr>
+            <w:tcW w:w="1803" w:type="dxa"/>
+          </w:tcPr>
+          <w:p>
+            <w:pPr>
+              <w:rPr>
+                <w:rFonts w:ascii="Times New Roman" w:hAnsi="Times New Roman" w:cs="Times New Roman"/>
+                <w:sz w:val="26"/>
+                <w:szCs w:val="26"/>
+                <w:lang w:val="en-US"/>
+              </w:rPr>
+            </w:pPr>
+            <w:proofErr w:type="spellStart"/>
+            <w:r>
+              <w:rPr>
+                <w:rFonts w:ascii="Times New Roman" w:hAnsi="Times New Roman" w:cs="Times New Roman"/>
+                <w:sz w:val="26"/>
+                <w:szCs w:val="26"/>
+                <w:lang w:val="en-US"/>
+              </w:rPr>
+              <w:t>Interger</w:t>
+            </w:r>
+            <w:proofErr w:type="spellEnd"/>
+          </w:p>
+        </w:tc>
+        <w:tc>
+          <w:tcPr>
+            <w:tcW w:w="1803" w:type="dxa"/>
+          </w:tcPr>
+          <w:p>
+            <w:pPr>
+              <w:rPr>
+                <w:rFonts w:ascii="Times New Roman" w:hAnsi="Times New Roman" w:cs="Times New Roman"/>
+                <w:sz w:val="26"/>
+                <w:szCs w:val="26"/>
+                <w:lang w:val="en-US"/>
+              </w:rPr>
+            </w:pPr>
+          </w:p>
+        </w:tc>
+        <w:tc>
+          <w:tcPr>
+            <w:tcW w:w="1803" w:type="dxa"/>
+          </w:tcPr>
+          <w:p>
+            <w:pPr>
+              <w:rPr>
+                <w:rFonts w:ascii="Times New Roman" w:hAnsi="Times New Roman" w:cs="Times New Roman"/>
+                <w:sz w:val="26"/>
+                <w:szCs w:val="26"/>
+                <w:lang w:val="en-US"/>
+              </w:rPr>
+            </w:pPr>
+          </w:p>
+        </w:tc>
+        <w:tc>
+          <w:tcPr>
+            <w:tcW w:w="1804" w:type="dxa"/>
+          </w:tcPr>
+          <w:p>
+            <w:pPr>
+              <w:rPr>
+                <w:rFonts w:ascii="Times New Roman" w:hAnsi="Times New Roman" w:cs="Times New Roman"/>
+                <w:sz w:val="26"/>
+                <w:szCs w:val="26"/>
+                <w:lang w:val="en-US"/>
+              </w:rPr>
+            </w:pPr>
+            <w:proofErr w:type="spellStart"/>
+            <w:r>
+              <w:rPr>
+                <w:rFonts w:ascii="Times New Roman" w:hAnsi="Times New Roman" w:cs="Times New Roman"/>
+                <w:sz w:val="26"/>
+                <w:szCs w:val="26"/>
+                <w:lang w:val="en-US"/>
+              </w:rPr>
+              <w:t>Số</w:t>
+            </w:r>
+            <w:proofErr w:type="spellEnd"/>
+            <w:r>
+              <w:rPr>
+                <w:rFonts w:ascii="Times New Roman" w:hAnsi="Times New Roman" w:cs="Times New Roman"/>
+                <w:sz w:val="26"/>
+                <w:szCs w:val="26"/>
+                <w:lang w:val="en-US"/>
+              </w:rPr>
+              <w:t xml:space="preserve"> </w:t>
+            </w:r>
+            <w:proofErr w:type="spellStart"/>
+            <w:r>
+              <w:rPr>
+                <w:rFonts w:ascii="Times New Roman" w:hAnsi="Times New Roman" w:cs="Times New Roman"/>
+                <w:sz w:val="26"/>
+                <w:szCs w:val="26"/>
+                <w:lang w:val="en-US"/>
+              </w:rPr>
+              <w:t>lượ</w:t>
+            </w:r>
+            <w:r>
+              <w:rPr>
+                <w:rFonts w:ascii="Times New Roman" w:hAnsi="Times New Roman" w:cs="Times New Roman"/>
+                <w:sz w:val="26"/>
+                <w:szCs w:val="26"/>
+                <w:lang w:val="en-US"/>
+              </w:rPr>
+              <w:t>ng</w:t>
+            </w:r>
+            <w:proofErr w:type="spellEnd"/>
+            <w:r>
+              <w:rPr>
+                <w:rFonts w:ascii="Times New Roman" w:hAnsi="Times New Roman" w:cs="Times New Roman"/>
+                <w:sz w:val="26"/>
+                <w:szCs w:val="26"/>
+                <w:lang w:val="en-US"/>
+              </w:rPr>
+              <w:t xml:space="preserve"> </w:t>
+            </w:r>
+            <w:proofErr w:type="spellStart"/>
+            <w:r>
+              <w:rPr>
+                <w:rFonts w:ascii="Times New Roman" w:hAnsi="Times New Roman" w:cs="Times New Roman"/>
+                <w:sz w:val="26"/>
+                <w:szCs w:val="26"/>
+                <w:lang w:val="en-US"/>
+              </w:rPr>
+              <w:t>mua</w:t>
+            </w:r>
+            <w:proofErr w:type="spellEnd"/>
+          </w:p>
+        </w:tc>
+      </w:tr>
+      <w:tr>
+        <w:tc>
+          <w:tcPr>
+            <w:tcW w:w="1803" w:type="dxa"/>
+          </w:tcPr>
+          <w:p>
+            <w:pPr>
+              <w:rPr>
+                <w:rFonts w:ascii="Times New Roman" w:hAnsi="Times New Roman" w:cs="Times New Roman"/>
+                <w:sz w:val="26"/>
+                <w:szCs w:val="26"/>
+                <w:lang w:val="en-US"/>
+              </w:rPr>
+            </w:pPr>
+            <w:r>
+              <w:rPr>
+                <w:rFonts w:ascii="Times New Roman" w:hAnsi="Times New Roman" w:cs="Times New Roman"/>
+                <w:sz w:val="26"/>
+                <w:szCs w:val="26"/>
+                <w:lang w:val="en-US"/>
+              </w:rPr>
+              <w:t>DGM</w:t>
+            </w:r>
+          </w:p>
+        </w:tc>
+        <w:tc>
+          <w:tcPr>
+            <w:tcW w:w="1803" w:type="dxa"/>
+          </w:tcPr>
+          <w:p>
+            <w:pPr>
+              <w:rPr>
+                <w:rFonts w:ascii="Times New Roman" w:hAnsi="Times New Roman" w:cs="Times New Roman"/>
+                <w:sz w:val="26"/>
+                <w:szCs w:val="26"/>
+                <w:lang w:val="en-US"/>
+              </w:rPr>
+            </w:pPr>
+            <w:r>
+              <w:rPr>
+                <w:rFonts w:ascii="Times New Roman" w:hAnsi="Times New Roman" w:cs="Times New Roman"/>
+                <w:sz w:val="26"/>
+                <w:szCs w:val="26"/>
+                <w:lang w:val="en-US"/>
+              </w:rPr>
+              <w:t>Decimal</w:t>
+            </w:r>
+          </w:p>
+        </w:tc>
+        <w:tc>
+          <w:tcPr>
+            <w:tcW w:w="1803" w:type="dxa"/>
+          </w:tcPr>
+          <w:p>
+            <w:pPr>
+              <w:rPr>
+                <w:rFonts w:ascii="Times New Roman" w:hAnsi="Times New Roman" w:cs="Times New Roman"/>
+                <w:sz w:val="26"/>
+                <w:szCs w:val="26"/>
+                <w:lang w:val="en-US"/>
+              </w:rPr>
+            </w:pPr>
+            <w:r>
+              <w:rPr>
+                <w:rFonts w:ascii="Times New Roman" w:hAnsi="Times New Roman" w:cs="Times New Roman"/>
+                <w:sz w:val="26"/>
+                <w:szCs w:val="26"/>
+                <w:lang w:val="en-US"/>
+              </w:rPr>
+              <w:t>12</w:t>
+            </w:r>
+          </w:p>
+        </w:tc>
+        <w:tc>
+          <w:tcPr>
+            <w:tcW w:w="1803" w:type="dxa"/>
+          </w:tcPr>
+          <w:p>
+            <w:pPr>
+              <w:rPr>
+                <w:rFonts w:ascii="Times New Roman" w:hAnsi="Times New Roman" w:cs="Times New Roman"/>
+                <w:sz w:val="26"/>
+                <w:szCs w:val="26"/>
+                <w:lang w:val="en-US"/>
+              </w:rPr>
+            </w:pPr>
+          </w:p>
+        </w:tc>
+        <w:tc>
+          <w:tcPr>
+            <w:tcW w:w="1804" w:type="dxa"/>
+          </w:tcPr>
+          <w:p>
+            <w:pPr>
+              <w:rPr>
+                <w:rFonts w:ascii="Times New Roman" w:hAnsi="Times New Roman" w:cs="Times New Roman"/>
+                <w:sz w:val="26"/>
+                <w:szCs w:val="26"/>
+                <w:lang w:val="en-US"/>
+              </w:rPr>
+            </w:pPr>
+            <w:proofErr w:type="spellStart"/>
+            <w:r>
+              <w:rPr>
+                <w:rFonts w:ascii="Times New Roman" w:hAnsi="Times New Roman" w:cs="Times New Roman"/>
+                <w:sz w:val="26"/>
+                <w:szCs w:val="26"/>
+                <w:lang w:val="en-US"/>
+              </w:rPr>
+              <w:t>Đơn</w:t>
+            </w:r>
+            <w:proofErr w:type="spellEnd"/>
+            <w:r>
+              <w:rPr>
+                <w:rFonts w:ascii="Times New Roman" w:hAnsi="Times New Roman" w:cs="Times New Roman"/>
+                <w:sz w:val="26"/>
+                <w:szCs w:val="26"/>
+                <w:lang w:val="en-US"/>
+              </w:rPr>
+              <w:t xml:space="preserve"> </w:t>
+            </w:r>
+            <w:proofErr w:type="spellStart"/>
+            <w:r>
+              <w:rPr>
+                <w:rFonts w:ascii="Times New Roman" w:hAnsi="Times New Roman" w:cs="Times New Roman"/>
+                <w:sz w:val="26"/>
+                <w:szCs w:val="26"/>
+                <w:lang w:val="en-US"/>
+              </w:rPr>
+              <w:t>giá</w:t>
+            </w:r>
+            <w:proofErr w:type="spellEnd"/>
+            <w:r>
+              <w:rPr>
+                <w:rFonts w:ascii="Times New Roman" w:hAnsi="Times New Roman" w:cs="Times New Roman"/>
+                <w:sz w:val="26"/>
+                <w:szCs w:val="26"/>
+                <w:lang w:val="en-US"/>
+              </w:rPr>
+              <w:t xml:space="preserve"> </w:t>
+            </w:r>
+            <w:proofErr w:type="spellStart"/>
+            <w:r>
+              <w:rPr>
+                <w:rFonts w:ascii="Times New Roman" w:hAnsi="Times New Roman" w:cs="Times New Roman"/>
+                <w:sz w:val="26"/>
+                <w:szCs w:val="26"/>
+                <w:lang w:val="en-US"/>
+              </w:rPr>
+              <w:t>mua</w:t>
+            </w:r>
+            <w:proofErr w:type="spellEnd"/>
+          </w:p>
+        </w:tc>
+      </w:tr>
+    </w:tbl>
     <w:p>
       <w:pPr>
         <w:jc w:val="center"/>
@@ -1075,6 +4176,25 @@
     <w:semiHidden/>
     <w:unhideWhenUsed/>
   </w:style>
+  <w:style w:type="table" w:styleId="TableGrid">
+    <w:name w:val="Table Grid"/>
+    <w:basedOn w:val="TableNormal"/>
+    <w:uiPriority w:val="39"/>
+    <w:rsid w:val="00830C4E"/>
+    <w:pPr>
+      <w:spacing w:after="0" w:line="240" w:lineRule="auto"/>
+    </w:pPr>
+    <w:tblPr>
+      <w:tblBorders>
+        <w:top w:val="single" w:sz="4" w:space="0" w:color="auto"/>
+        <w:left w:val="single" w:sz="4" w:space="0" w:color="auto"/>
+        <w:bottom w:val="single" w:sz="4" w:space="0" w:color="auto"/>
+        <w:right w:val="single" w:sz="4" w:space="0" w:color="auto"/>
+        <w:insideH w:val="single" w:sz="4" w:space="0" w:color="auto"/>
+        <w:insideV w:val="single" w:sz="4" w:space="0" w:color="auto"/>
+      </w:tblBorders>
+    </w:tblPr>
+  </w:style>
 </w:styles>
 </file>
 
@@ -1344,7 +4464,7 @@
 </file>
 
 <file path=customXml/itemProps1.xml><?xml version="1.0" encoding="utf-8"?>
-<ds:datastoreItem xmlns:ds="http://schemas.openxmlformats.org/officeDocument/2006/customXml" ds:itemID="{28E93D40-E197-4567-82B2-9AF953CEE74A}">
+<ds:datastoreItem xmlns:ds="http://schemas.openxmlformats.org/officeDocument/2006/customXml" ds:itemID="{F757EA2C-F8BF-44DC-859B-3EC98532DFA5}">
   <ds:schemaRefs>
     <ds:schemaRef ds:uri="http://schemas.openxmlformats.org/officeDocument/2006/bibliography"/>
   </ds:schemaRefs>
